--- a/Documentacao_Seminario_SMTP_IMAP_UTFPR.docx
+++ b/Documentacao_Seminario_SMTP_IMAP_UTFPR.docx
@@ -1,198 +1,442 @@
 
 <file path=word/document.xml><?xml version="1.0" encoding="utf-8"?>
-<w:document xmlns:mc="http://schemas.openxmlformats.org/markup-compatibility/2006" xmlns:o="urn:schemas-microsoft-com:office:office" xmlns:r="http://schemas.openxmlformats.org/officeDocument/2006/relationships" xmlns:m="http://schemas.openxmlformats.org/officeDocument/2006/math" xmlns:v="urn:schemas-microsoft-com:vml" xmlns:wp="http://schemas.openxmlformats.org/drawingml/2006/wordprocessingDrawing" xmlns:w10="urn:schemas-microsoft-com:office:word" xmlns:w="http://schemas.openxmlformats.org/wordprocessingml/2006/main" xmlns:wne="http://schemas.microsoft.com/office/word/2006/wordml" xmlns:sl="http://schemas.openxmlformats.org/schemaLibrary/2006/main" xmlns:a="http://schemas.openxmlformats.org/drawingml/2006/main" xmlns:pic="http://schemas.openxmlformats.org/drawingml/2006/picture" xmlns:c="http://schemas.openxmlformats.org/drawingml/2006/chart" xmlns:lc="http://schemas.openxmlformats.org/drawingml/2006/lockedCanvas" xmlns:dgm="http://schemas.openxmlformats.org/drawingml/2006/diagram" xmlns:wps="http://schemas.microsoft.com/office/word/2010/wordprocessingShape" xmlns:wpg="http://schemas.microsoft.com/office/word/2010/wordprocessingGroup" xmlns:w14="http://schemas.microsoft.com/office/word/2010/wordml" xmlns:w15="http://schemas.microsoft.com/office/word/2012/wordml" xmlns:w16="http://schemas.microsoft.com/office/word/2018/wordml" xmlns:w16cex="http://schemas.microsoft.com/office/word/2018/wordml/cex" xmlns:w16cid="http://schemas.microsoft.com/office/word/2016/wordml/cid" xmlns="http://schemas.microsoft.com/office/tasks/2019/documenttasks" xmlns:cr="http://schemas.microsoft.com/office/comments/2020/reactions">
+<w:document xmlns:wpc="http://schemas.microsoft.com/office/word/2010/wordprocessingCanvas" xmlns:cx="http://schemas.microsoft.com/office/drawing/2014/chartex" xmlns:cx1="http://schemas.microsoft.com/office/drawing/2015/9/8/chartex" xmlns:cx2="http://schemas.microsoft.com/office/drawing/2015/10/21/chartex" xmlns:cx3="http://schemas.microsoft.com/office/drawing/2016/5/9/chartex" xmlns:cx4="http://schemas.microsoft.com/office/drawing/2016/5/10/chartex" xmlns:cx5="http://schemas.microsoft.com/office/drawing/2016/5/11/chartex" xmlns:cx6="http://schemas.microsoft.com/office/drawing/2016/5/12/chartex" xmlns:cx7="http://schemas.microsoft.com/office/drawing/2016/5/13/chartex" xmlns:cx8="http://schemas.microsoft.com/office/drawing/2016/5/14/chartex" xmlns:mc="http://schemas.openxmlformats.org/markup-compatibility/2006" xmlns:aink="http://schemas.microsoft.com/office/drawing/2016/ink" xmlns:am3d="http://schemas.microsoft.com/office/drawing/2017/model3d" xmlns:o="urn:schemas-microsoft-com:office:office" xmlns:oel="http://schemas.microsoft.com/office/2019/extlst" xmlns:r="http://schemas.openxmlformats.org/officeDocument/2006/relationships" xmlns:m="http://schemas.openxmlformats.org/officeDocument/2006/math" xmlns:v="urn:schemas-microsoft-com:vml" xmlns:wp14="http://schemas.microsoft.com/office/word/2010/wordprocessingDrawing" xmlns:wp="http://schemas.openxmlformats.org/drawingml/2006/wordprocessingDrawing" xmlns:w10="urn:schemas-microsoft-com:office:word" xmlns:w="http://schemas.openxmlformats.org/wordprocessingml/2006/main" xmlns:w14="http://schemas.microsoft.com/office/word/2010/wordml" xmlns:w15="http://schemas.microsoft.com/office/word/2012/wordml" xmlns:w16cex="http://schemas.microsoft.com/office/word/2018/wordml/cex" xmlns:w16cid="http://schemas.microsoft.com/office/word/2016/wordml/cid" xmlns:w16="http://schemas.microsoft.com/office/word/2018/wordml" xmlns:w16du="http://schemas.microsoft.com/office/word/2023/wordml/word16du" xmlns:w16sdtdh="http://schemas.microsoft.com/office/word/2020/wordml/sdtdatahash" xmlns:w16sdtfl="http://schemas.microsoft.com/office/word/2024/wordml/sdtformatlock" xmlns:w16se="http://schemas.microsoft.com/office/word/2015/wordml/symex" xmlns:wpg="http://schemas.microsoft.com/office/word/2010/wordprocessingGroup" xmlns:wpi="http://schemas.microsoft.com/office/word/2010/wordprocessingInk" xmlns:wne="http://schemas.microsoft.com/office/word/2006/wordml" xmlns:wps="http://schemas.microsoft.com/office/word/2010/wordprocessingShape" mc:Ignorable="w14 w15 w16se w16cid w16 w16cex w16sdtdh w16sdtfl w16du wp14">
   <w:body>
     <w:p>
       <w:pPr>
-        <w:pStyle w:val="Heading1"/>
+        <w:pStyle w:val="Ttulo1"/>
+      </w:pPr>
+      <w:r>
+        <w:t>Documentação Técnica: Comunicação via SMTP/IMAP</w:t>
+      </w:r>
+    </w:p>
+    <w:p>
+      <w:pPr>
         <w:pBdr>
-          <w:top w:space="0" w:sz="0" w:val="nil"/>
-          <w:left w:space="0" w:sz="0" w:val="nil"/>
-          <w:bottom w:space="0" w:sz="0" w:val="nil"/>
-          <w:right w:space="0" w:sz="0" w:val="nil"/>
-          <w:between w:space="0" w:sz="0" w:val="nil"/>
+          <w:top w:val="nil"/>
+          <w:left w:val="nil"/>
+          <w:bottom w:val="nil"/>
+          <w:right w:val="nil"/>
+          <w:between w:val="nil"/>
         </w:pBdr>
-        <w:shd w:fill="auto" w:val="clear"/>
-        <w:rPr/>
-      </w:pPr>
-      <w:r>
-        <w:rPr>
-          <w:rtl w:val="0"/>
-        </w:rPr>
-        <w:t xml:space="preserve">Documentação Técnica: Comunicação via SMTP/IMAP</w:t>
+      </w:pPr>
+      <w:r>
+        <w:rPr>
+          <w:b/>
+          <w:bCs/>
+        </w:rPr>
+        <w:t>Tema:</w:t>
+      </w:r>
+      <w:r>
+        <w:t xml:space="preserve"> Integração de envio de e-mails diretamente pelo app usando </w:t>
+      </w:r>
+      <w:proofErr w:type="spellStart"/>
+      <w:r>
+        <w:t>JavaMail</w:t>
+      </w:r>
+      <w:proofErr w:type="spellEnd"/>
+      <w:r>
+        <w:t xml:space="preserve"> API ou bibliotecas similares.</w:t>
       </w:r>
     </w:p>
     <w:p>
       <w:pPr>
         <w:pBdr>
-          <w:top w:space="0" w:sz="0" w:val="nil"/>
-          <w:left w:space="0" w:sz="0" w:val="nil"/>
-          <w:bottom w:space="0" w:sz="0" w:val="nil"/>
-          <w:right w:space="0" w:sz="0" w:val="nil"/>
-          <w:between w:space="0" w:sz="0" w:val="nil"/>
+          <w:top w:val="nil"/>
+          <w:left w:val="nil"/>
+          <w:bottom w:val="nil"/>
+          <w:right w:val="nil"/>
+          <w:between w:val="nil"/>
         </w:pBdr>
-        <w:shd w:fill="auto" w:val="clear"/>
-        <w:rPr/>
-      </w:pPr>
-      <w:r>
-        <w:rPr>
-          <w:b w:val="1"/>
-          <w:bCs w:val="1"/>
-          <w:rtl w:val="0"/>
-        </w:rPr>
-        <w:t xml:space="preserve">Tema:</w:t>
-      </w:r>
-      <w:r>
-        <w:rPr>
-          <w:rtl w:val="0"/>
-        </w:rPr>
-        <w:t xml:space="preserve"> Integração de envio de e-mails diretamente pelo app usando JavaMail API ou bibliotecas similares.</w:t>
+        <w:spacing w:after="225"/>
+        <w:rPr>
+          <w:i/>
+          <w:iCs/>
+        </w:rPr>
+      </w:pPr>
+      <w:r>
+        <w:rPr>
+          <w:i/>
+          <w:iCs/>
+        </w:rPr>
+        <w:t xml:space="preserve">Integrantes: Breno Zaffalon, Daniel </w:t>
+      </w:r>
+      <w:proofErr w:type="spellStart"/>
+      <w:r>
+        <w:rPr>
+          <w:i/>
+          <w:iCs/>
+        </w:rPr>
+        <w:t>Kaghofer</w:t>
+      </w:r>
+      <w:proofErr w:type="spellEnd"/>
+      <w:r>
+        <w:rPr>
+          <w:i/>
+          <w:iCs/>
+        </w:rPr>
+        <w:t>, Jaqueline</w:t>
+      </w:r>
+      <w:r>
+        <w:rPr>
+          <w:i/>
+          <w:iCs/>
+        </w:rPr>
+        <w:t xml:space="preserve"> Dias</w:t>
+      </w:r>
+      <w:r>
+        <w:rPr>
+          <w:i/>
+          <w:iCs/>
+        </w:rPr>
+        <w:t xml:space="preserve">, </w:t>
+      </w:r>
+      <w:proofErr w:type="spellStart"/>
+      <w:r>
+        <w:rPr>
+          <w:i/>
+          <w:iCs/>
+        </w:rPr>
+        <w:t>Willyan</w:t>
+      </w:r>
+      <w:proofErr w:type="spellEnd"/>
+      <w:r>
+        <w:rPr>
+          <w:i/>
+          <w:iCs/>
+        </w:rPr>
+        <w:t xml:space="preserve"> </w:t>
+      </w:r>
+      <w:proofErr w:type="spellStart"/>
+      <w:r>
+        <w:rPr>
+          <w:i/>
+          <w:iCs/>
+        </w:rPr>
+        <w:t>Patrykc</w:t>
+      </w:r>
+      <w:proofErr w:type="spellEnd"/>
+      <w:r>
+        <w:rPr>
+          <w:i/>
+          <w:iCs/>
+        </w:rPr>
+        <w:t>, Thiago Monteiro, Gustavo Da Glória</w:t>
+      </w:r>
+    </w:p>
+    <w:p>
+      <w:pPr>
+        <w:pStyle w:val="Ttulo2"/>
+        <w:spacing w:before="0"/>
+      </w:pPr>
+      <w:r>
+        <w:t>1. Introdução e Contexto Histórico</w:t>
       </w:r>
     </w:p>
     <w:p>
       <w:pPr>
         <w:pBdr>
-          <w:top w:space="0" w:sz="0" w:val="nil"/>
-          <w:left w:space="0" w:sz="0" w:val="nil"/>
-          <w:bottom w:space="0" w:sz="0" w:val="nil"/>
-          <w:right w:space="0" w:sz="0" w:val="nil"/>
-          <w:between w:space="0" w:sz="0" w:val="nil"/>
+          <w:top w:val="nil"/>
+          <w:left w:val="nil"/>
+          <w:bottom w:val="nil"/>
+          <w:right w:val="nil"/>
+          <w:between w:val="nil"/>
         </w:pBdr>
-        <w:shd w:fill="auto" w:val="clear"/>
-        <w:spacing w:after="225" w:lineRule="auto"/>
-        <w:rPr>
-          <w:i w:val="1"/>
-          <w:iCs w:val="1"/>
-        </w:rPr>
-      </w:pPr>
-      <w:r>
-        <w:rPr>
-          <w:i w:val="1"/>
-          <w:iCs w:val="1"/>
-          <w:rtl w:val="0"/>
-        </w:rPr>
-        <w:t xml:space="preserve">Integrantes: Breno Zaffalon, Daniel Kaghofer, Jaqueline, Willyan Patrykc, Thiago Monteiro, Gustavo Da Glória</w:t>
-      </w:r>
-    </w:p>
-    <w:p>
-      <w:pPr>
-        <w:pStyle w:val="Heading2"/>
+        <w:spacing w:after="225" w:line="360" w:lineRule="auto"/>
+        <w:ind w:firstLine="720"/>
+        <w:jc w:val="both"/>
+      </w:pPr>
+      <w:r>
+        <w:t>A comunicação eletrônica via e-mail é sustentada por protocolos que definem o transporte de dados na rede. Historicamente, o SMTP (</w:t>
+      </w:r>
+      <w:proofErr w:type="spellStart"/>
+      <w:r>
+        <w:t>Simple</w:t>
+      </w:r>
+      <w:proofErr w:type="spellEnd"/>
+      <w:r>
+        <w:t xml:space="preserve"> Mail </w:t>
+      </w:r>
+      <w:proofErr w:type="spellStart"/>
+      <w:r>
+        <w:t>Transfer</w:t>
+      </w:r>
+      <w:proofErr w:type="spellEnd"/>
+      <w:r>
+        <w:t xml:space="preserve"> </w:t>
+      </w:r>
+      <w:proofErr w:type="spellStart"/>
+      <w:r>
+        <w:t>Protocol</w:t>
+      </w:r>
+      <w:proofErr w:type="spellEnd"/>
+      <w:r>
+        <w:t>) surgiu em 1982 (RFC 821), idealizado por Jon Postel, com o objetivo de padronizar a entrega de mensagens. Inicialmente, o foco era puramente funcional, mas a evolução tecnológica exigiu a implementação de extensões de segurança (ESMTP).</w:t>
+      </w:r>
+      <w:r>
+        <w:t xml:space="preserve"> </w:t>
+      </w:r>
+    </w:p>
+    <w:p>
+      <w:pPr>
         <w:pBdr>
-          <w:top w:space="0" w:sz="0" w:val="nil"/>
-          <w:left w:space="0" w:sz="0" w:val="nil"/>
-          <w:bottom w:space="0" w:sz="0" w:val="nil"/>
-          <w:right w:space="0" w:sz="0" w:val="nil"/>
-          <w:between w:space="0" w:sz="0" w:val="nil"/>
+          <w:top w:val="nil"/>
+          <w:left w:val="nil"/>
+          <w:bottom w:val="nil"/>
+          <w:right w:val="nil"/>
+          <w:between w:val="nil"/>
         </w:pBdr>
-        <w:shd w:fill="auto" w:val="clear"/>
-        <w:spacing w:before="0" w:lineRule="auto"/>
-        <w:rPr/>
-      </w:pPr>
-      <w:r>
-        <w:rPr>
-          <w:rtl w:val="0"/>
-        </w:rPr>
-        <w:t xml:space="preserve">1. Introdução e Contexto Histórico</w:t>
+        <w:spacing w:after="225" w:line="360" w:lineRule="auto"/>
+        <w:ind w:firstLine="720"/>
+        <w:jc w:val="both"/>
+      </w:pPr>
+      <w:commentRangeStart w:id="0"/>
+      <w:r>
+        <w:t xml:space="preserve">De acordo com </w:t>
+      </w:r>
+      <w:proofErr w:type="spellStart"/>
+      <w:r>
+        <w:t>Shitole</w:t>
+      </w:r>
+      <w:proofErr w:type="spellEnd"/>
+      <w:r>
+        <w:t xml:space="preserve"> e </w:t>
+      </w:r>
+      <w:proofErr w:type="spellStart"/>
+      <w:proofErr w:type="gramStart"/>
+      <w:r>
+        <w:t>Divekar</w:t>
+      </w:r>
+      <w:proofErr w:type="spellEnd"/>
+      <w:r>
+        <w:t>(</w:t>
+      </w:r>
+      <w:proofErr w:type="gramEnd"/>
+      <w:r>
+        <w:t xml:space="preserve">2019), o real problema é que todas as mensagens eram enviadas em texto simples, permitindo que terceiros interceptassem dados reais(confidenciais) apenas fazendo monitoramento de tráfego. </w:t>
+      </w:r>
+      <w:r>
+        <w:t>Como o protocolo de SMTP inicial não previa requisitos de autenticação e autorização o protocolo tornou-se insuficiente para a troca de informações sensíveis</w:t>
+      </w:r>
+      <w:r>
+        <w:t>, para</w:t>
+      </w:r>
+      <w:r>
+        <w:t xml:space="preserve"> resolver essa limitação foi </w:t>
+      </w:r>
+      <w:r>
+        <w:t xml:space="preserve">criado </w:t>
+      </w:r>
+      <w:r>
+        <w:t>o protocolo ESMTP</w:t>
+      </w:r>
+      <w:r>
+        <w:t>, onde foi introduzido extensões e capacidade de identificação de comandos de segurança</w:t>
+      </w:r>
+      <w:r>
+        <w:t xml:space="preserve"> </w:t>
+      </w:r>
+      <w:r>
+        <w:t>(SHITOLE; DIVEKAR, 2019).</w:t>
+      </w:r>
+      <w:commentRangeEnd w:id="0"/>
+      <w:r>
+        <w:rPr>
+          <w:rStyle w:val="Refdecomentrio"/>
+        </w:rPr>
+        <w:commentReference w:id="0"/>
       </w:r>
     </w:p>
     <w:p>
       <w:pPr>
         <w:pBdr>
-          <w:top w:space="0" w:sz="0" w:val="nil"/>
-          <w:left w:space="0" w:sz="0" w:val="nil"/>
-          <w:bottom w:space="0" w:sz="0" w:val="nil"/>
-          <w:right w:space="0" w:sz="0" w:val="nil"/>
-          <w:between w:space="0" w:sz="0" w:val="nil"/>
+          <w:top w:val="nil"/>
+          <w:left w:val="nil"/>
+          <w:bottom w:val="nil"/>
+          <w:right w:val="nil"/>
+          <w:between w:val="nil"/>
         </w:pBdr>
-        <w:shd w:fill="auto" w:val="clear"/>
-        <w:rPr/>
-      </w:pPr>
-      <w:r>
-        <w:rPr>
-          <w:rtl w:val="0"/>
-        </w:rPr>
-        <w:t xml:space="preserve">A comunicação eletrônica via e-mail é sustentada por protocolos que definem o transporte de dados na rede. Historicamente, o SMTP (Simple Mail Transfer Protocol) surgiu em 1982 (RFC 821), idealizado por Jon Postel, com o objetivo de padronizar a entrega de mensagens. Inicialmente, o foco era puramente funcional, mas a evolução tecnológica exigiu a implementação de extensões de segurança (ESMTP).</w:t>
+        <w:spacing w:after="225" w:line="360" w:lineRule="auto"/>
+        <w:ind w:firstLine="720"/>
+        <w:jc w:val="both"/>
+      </w:pPr>
+      <w:r>
+        <w:t xml:space="preserve">Para a </w:t>
+      </w:r>
+      <w:proofErr w:type="spellStart"/>
+      <w:r>
+        <w:t>receção</w:t>
+      </w:r>
+      <w:proofErr w:type="spellEnd"/>
+      <w:r>
+        <w:t xml:space="preserve">, o POP3 (Post Office </w:t>
+      </w:r>
+      <w:proofErr w:type="spellStart"/>
+      <w:r>
+        <w:t>Protocol</w:t>
+      </w:r>
+      <w:proofErr w:type="spellEnd"/>
+      <w:r>
+        <w:t xml:space="preserve">) dominou os anos 80, mas a sua limitação em apagar mensagens do servidor após o download gerou a necessidade do IMAP (Internet </w:t>
+      </w:r>
+      <w:proofErr w:type="spellStart"/>
+      <w:r>
+        <w:t>Message</w:t>
+      </w:r>
+      <w:proofErr w:type="spellEnd"/>
+      <w:r>
+        <w:t xml:space="preserve"> Access </w:t>
+      </w:r>
+      <w:proofErr w:type="spellStart"/>
+      <w:r>
+        <w:t>Protocol</w:t>
+      </w:r>
+      <w:proofErr w:type="spellEnd"/>
+      <w:r>
+        <w:t xml:space="preserve">). O IMAP permitiu a sincronização </w:t>
+      </w:r>
+      <w:proofErr w:type="spellStart"/>
+      <w:r>
+        <w:t>multi-dispositivo</w:t>
+      </w:r>
+      <w:proofErr w:type="spellEnd"/>
+      <w:r>
+        <w:t>, essencial para a era mobile e aplicações integradas.</w:t>
+      </w:r>
+      <w:r>
+        <w:t xml:space="preserve"> Contudo, a originalidade da arquitetura desses protocolos não foi projetada com foco em segurança. </w:t>
       </w:r>
     </w:p>
     <w:p>
       <w:pPr>
         <w:pBdr>
-          <w:top w:space="0" w:sz="0" w:val="nil"/>
-          <w:left w:space="0" w:sz="0" w:val="nil"/>
-          <w:bottom w:space="0" w:sz="0" w:val="nil"/>
-          <w:right w:space="0" w:sz="0" w:val="nil"/>
-          <w:between w:space="0" w:sz="0" w:val="nil"/>
+          <w:top w:val="nil"/>
+          <w:left w:val="nil"/>
+          <w:bottom w:val="nil"/>
+          <w:right w:val="nil"/>
+          <w:between w:val="nil"/>
         </w:pBdr>
-        <w:shd w:fill="auto" w:val="clear"/>
-        <w:spacing w:after="225" w:lineRule="auto"/>
-        <w:rPr/>
-      </w:pPr>
-      <w:r>
-        <w:rPr>
-          <w:rtl w:val="0"/>
-        </w:rPr>
-        <w:t xml:space="preserve">Para a receção, o POP3 (Post Office Protocol) dominou os anos 80, mas a sua limitação em apagar mensagens do servidor após o download gerou a necessidade do IMAP (Internet Message Access Protocol). O IMAP permitiu a sincronização multi-dispositivo, essencial para a era mobile e aplicações integradas.</w:t>
-      </w:r>
-    </w:p>
-    <w:p>
-      <w:pPr>
-        <w:pStyle w:val="Heading2"/>
+        <w:spacing w:after="225" w:line="360" w:lineRule="auto"/>
+        <w:ind w:firstLine="720"/>
+        <w:jc w:val="both"/>
+      </w:pPr>
+      <w:commentRangeStart w:id="1"/>
+      <w:r>
+        <w:t xml:space="preserve">A redução dessas vulnerabilidades foi possível por meio da adoção de camadas de transporte seguro como </w:t>
+      </w:r>
+      <w:r>
+        <w:t>TLS (</w:t>
+      </w:r>
+      <w:proofErr w:type="spellStart"/>
+      <w:r>
+        <w:t>Transport</w:t>
+      </w:r>
+      <w:proofErr w:type="spellEnd"/>
+      <w:r>
+        <w:t xml:space="preserve"> </w:t>
+      </w:r>
+      <w:proofErr w:type="spellStart"/>
+      <w:r>
+        <w:t>Layer</w:t>
+      </w:r>
+      <w:proofErr w:type="spellEnd"/>
+      <w:r>
+        <w:t xml:space="preserve"> Security)</w:t>
+      </w:r>
+      <w:r>
+        <w:t xml:space="preserve">. De acordo com </w:t>
+      </w:r>
+      <w:proofErr w:type="spellStart"/>
+      <w:r>
+        <w:t>Modadugu</w:t>
+      </w:r>
+      <w:proofErr w:type="spellEnd"/>
+      <w:r>
+        <w:t xml:space="preserve"> e </w:t>
+      </w:r>
+      <w:proofErr w:type="spellStart"/>
+      <w:r>
+        <w:t>Rescorla</w:t>
+      </w:r>
+      <w:proofErr w:type="spellEnd"/>
+      <w:r>
+        <w:t xml:space="preserve"> (2004),</w:t>
+      </w:r>
+      <w:r>
+        <w:t xml:space="preserve"> a camada de TLS oferece uma comunicação segura e transparente quando colocada entre a camada de aplicação e a de rede, ocupando a posição de camada no modelo OSI. Assim essa arquitetura permitiu que </w:t>
+      </w:r>
+      <w:proofErr w:type="spellStart"/>
+      <w:r>
+        <w:t>protocoloso</w:t>
+      </w:r>
+      <w:proofErr w:type="spellEnd"/>
+      <w:r>
+        <w:t xml:space="preserve"> como e-mail, IMAP e POP, se tornassem encapsulados em túneis criptografados, garantido três aspectos cruciais: autenticação, integridade das </w:t>
+      </w:r>
+      <w:r>
+        <w:lastRenderedPageBreak/>
+        <w:t>mensagens e confidencialidade dos dados, protegendo o conteúdo e credenciais de acesso contra o monitoramento do tráfego</w:t>
+      </w:r>
+      <w:r>
+        <w:t xml:space="preserve"> (MODADUGU; RESCORLA, 2004).</w:t>
+      </w:r>
+      <w:r>
+        <w:t xml:space="preserve"> </w:t>
+      </w:r>
+      <w:commentRangeEnd w:id="1"/>
+      <w:r>
+        <w:rPr>
+          <w:rStyle w:val="Refdecomentrio"/>
+        </w:rPr>
+        <w:commentReference w:id="1"/>
+      </w:r>
+    </w:p>
+    <w:p>
+      <w:pPr>
         <w:pBdr>
-          <w:top w:space="0" w:sz="0" w:val="nil"/>
-          <w:left w:space="0" w:sz="0" w:val="nil"/>
-          <w:bottom w:space="0" w:sz="0" w:val="nil"/>
-          <w:right w:space="0" w:sz="0" w:val="nil"/>
-          <w:between w:space="0" w:sz="0" w:val="nil"/>
+          <w:top w:val="nil"/>
+          <w:left w:val="nil"/>
+          <w:bottom w:val="nil"/>
+          <w:right w:val="nil"/>
+          <w:between w:val="nil"/>
         </w:pBdr>
-        <w:shd w:fill="auto" w:val="clear"/>
-        <w:spacing w:after="240" w:before="0" w:lineRule="auto"/>
-        <w:rPr/>
-      </w:pPr>
-      <w:r>
-        <w:rPr>
-          <w:rtl w:val="0"/>
-        </w:rPr>
-        <w:t xml:space="preserve">2. Fundamentação Técnica: Os Protocolos</w:t>
-      </w:r>
-    </w:p>
-    <w:p>
-      <w:pPr>
-        <w:pStyle w:val="Heading3"/>
+        <w:spacing w:after="225" w:line="360" w:lineRule="auto"/>
+        <w:jc w:val="both"/>
+      </w:pPr>
+    </w:p>
+    <w:p>
+      <w:pPr>
+        <w:pStyle w:val="Ttulo2"/>
+        <w:spacing w:before="0" w:after="240"/>
+      </w:pPr>
+      <w:r>
+        <w:t>2. Fundamentação Técnica: Os Protocolos</w:t>
+      </w:r>
+    </w:p>
+    <w:p>
+      <w:pPr>
+        <w:pStyle w:val="Ttulo3"/>
+        <w:spacing w:before="0"/>
+      </w:pPr>
+      <w:r>
+        <w:t>2.1 SMTP - Protocolo de Saída</w:t>
+      </w:r>
+    </w:p>
+    <w:p>
+      <w:pPr>
         <w:pBdr>
-          <w:top w:space="0" w:sz="0" w:val="nil"/>
-          <w:left w:space="0" w:sz="0" w:val="nil"/>
-          <w:bottom w:space="0" w:sz="0" w:val="nil"/>
-          <w:right w:space="0" w:sz="0" w:val="nil"/>
-          <w:between w:space="0" w:sz="0" w:val="nil"/>
+          <w:top w:val="nil"/>
+          <w:left w:val="nil"/>
+          <w:bottom w:val="nil"/>
+          <w:right w:val="nil"/>
+          <w:between w:val="nil"/>
         </w:pBdr>
-        <w:shd w:fill="auto" w:val="clear"/>
-        <w:spacing w:before="0" w:lineRule="auto"/>
-        <w:rPr/>
-      </w:pPr>
-      <w:r>
-        <w:rPr>
-          <w:rtl w:val="0"/>
-        </w:rPr>
-        <w:t xml:space="preserve">2.1 SMTP - Protocolo de Saída</w:t>
-      </w:r>
-    </w:p>
-    <w:p>
-      <w:pPr>
-        <w:pBdr>
-          <w:top w:space="0" w:sz="0" w:val="nil"/>
-          <w:left w:space="0" w:sz="0" w:val="nil"/>
-          <w:bottom w:space="0" w:sz="0" w:val="nil"/>
-          <w:right w:space="0" w:sz="0" w:val="nil"/>
-          <w:between w:space="0" w:sz="0" w:val="nil"/>
-        </w:pBdr>
-        <w:shd w:fill="auto" w:val="clear"/>
-        <w:rPr/>
-      </w:pPr>
-      <w:r>
-        <w:rPr>
-          <w:rtl w:val="0"/>
-        </w:rPr>
-        <w:t xml:space="preserve">O SMTP é o "carteiro" digital. Ele transfere a mensagem do cliente (app) para o servidor. Opera sobre TCP, utilizando principalmente as portas:</w:t>
+        <w:spacing w:line="360" w:lineRule="auto"/>
+        <w:ind w:firstLine="240"/>
+        <w:jc w:val="both"/>
+      </w:pPr>
+      <w:r>
+        <w:t>O SMTP é o "carteiro" digital. Ele transfere a mensagem do cliente (app) para o servidor. Opera sobre TCP, utilizando principalmente as portas:</w:t>
       </w:r>
     </w:p>
     <w:p>
@@ -202,27 +446,22 @@
           <w:numId w:val="1"/>
         </w:numPr>
         <w:pBdr>
-          <w:top w:space="0" w:sz="0" w:val="nil"/>
-          <w:left w:space="0" w:sz="0" w:val="nil"/>
-          <w:bottom w:space="0" w:sz="0" w:val="nil"/>
-          <w:right w:space="0" w:sz="0" w:val="nil"/>
-          <w:between w:space="0" w:sz="0" w:val="nil"/>
+          <w:top w:val="nil"/>
+          <w:left w:val="nil"/>
+          <w:bottom w:val="nil"/>
+          <w:right w:val="nil"/>
+          <w:between w:val="nil"/>
         </w:pBdr>
-        <w:shd w:fill="auto" w:val="clear"/>
-        <w:ind w:left="600" w:hanging="360"/>
-      </w:pPr>
-      <w:r>
-        <w:rPr>
-          <w:b w:val="1"/>
-          <w:bCs w:val="1"/>
-          <w:rtl w:val="0"/>
-        </w:rPr>
-        <w:t xml:space="preserve">Porta 587:</w:t>
-      </w:r>
-      <w:r>
-        <w:rPr>
-          <w:rtl w:val="0"/>
-        </w:rPr>
+        <w:spacing w:line="360" w:lineRule="auto"/>
+      </w:pPr>
+      <w:r>
+        <w:rPr>
+          <w:b/>
+          <w:bCs/>
+        </w:rPr>
+        <w:t>Porta 587:</w:t>
+      </w:r>
+      <w:r>
         <w:t xml:space="preserve"> Recomendada para clientes de e-mail modernos utilizando STARTTLS para segurança.</w:t>
       </w:r>
     </w:p>
@@ -233,546 +472,473 @@
           <w:numId w:val="1"/>
         </w:numPr>
         <w:pBdr>
-          <w:top w:space="0" w:sz="0" w:val="nil"/>
-          <w:left w:space="0" w:sz="0" w:val="nil"/>
-          <w:bottom w:space="0" w:sz="0" w:val="nil"/>
-          <w:right w:space="0" w:sz="0" w:val="nil"/>
-          <w:between w:space="0" w:sz="0" w:val="nil"/>
+          <w:top w:val="nil"/>
+          <w:left w:val="nil"/>
+          <w:bottom w:val="nil"/>
+          <w:right w:val="nil"/>
+          <w:between w:val="nil"/>
         </w:pBdr>
-        <w:shd w:fill="auto" w:val="clear"/>
-        <w:ind w:left="600" w:hanging="360"/>
-      </w:pPr>
-      <w:r>
-        <w:rPr>
-          <w:b w:val="1"/>
-          <w:bCs w:val="1"/>
-          <w:rtl w:val="0"/>
-        </w:rPr>
-        <w:t xml:space="preserve">Porta 465:</w:t>
-      </w:r>
-      <w:r>
-        <w:rPr>
-          <w:rtl w:val="0"/>
-        </w:rPr>
+        <w:spacing w:line="360" w:lineRule="auto"/>
+      </w:pPr>
+      <w:r>
+        <w:rPr>
+          <w:b/>
+          <w:bCs/>
+        </w:rPr>
+        <w:t>Porta 465:</w:t>
+      </w:r>
+      <w:r>
         <w:t xml:space="preserve"> Utilizada para conexões SMTPS (SSL/TLS implícito).</w:t>
       </w:r>
     </w:p>
     <w:p>
       <w:pPr>
-        <w:pStyle w:val="Heading3"/>
+        <w:numPr>
+          <w:ilvl w:val="0"/>
+          <w:numId w:val="1"/>
+        </w:numPr>
         <w:pBdr>
-          <w:top w:space="0" w:sz="0" w:val="nil"/>
-          <w:left w:space="0" w:sz="0" w:val="nil"/>
-          <w:bottom w:space="0" w:sz="0" w:val="nil"/>
-          <w:right w:space="0" w:sz="0" w:val="nil"/>
-          <w:between w:space="0" w:sz="0" w:val="nil"/>
+          <w:top w:val="nil"/>
+          <w:left w:val="nil"/>
+          <w:bottom w:val="nil"/>
+          <w:right w:val="nil"/>
+          <w:between w:val="nil"/>
         </w:pBdr>
-        <w:shd w:fill="auto" w:val="clear"/>
-        <w:rPr/>
-      </w:pPr>
-      <w:r>
-        <w:rPr>
-          <w:rtl w:val="0"/>
-        </w:rPr>
-        <w:t xml:space="preserve">2.2 IMAP - Protocolo de Entrada</w:t>
+        <w:spacing w:line="360" w:lineRule="auto"/>
+      </w:pPr>
+      <w:r>
+        <w:rPr>
+          <w:b/>
+          <w:bCs/>
+        </w:rPr>
+        <w:t>Porta 25:</w:t>
+      </w:r>
+      <w:r>
+        <w:t xml:space="preserve"> Original do protocolo, atualmente restrita a comunicação entre servidores</w:t>
+      </w:r>
+    </w:p>
+    <w:p>
+      <w:pPr>
+        <w:pStyle w:val="Ttulo3"/>
+      </w:pPr>
+      <w:r>
+        <w:t>2.2 IMAP - Protocolo de Entrada</w:t>
       </w:r>
     </w:p>
     <w:p>
       <w:pPr>
         <w:pBdr>
-          <w:top w:space="0" w:sz="0" w:val="nil"/>
-          <w:left w:space="0" w:sz="0" w:val="nil"/>
-          <w:bottom w:space="0" w:sz="0" w:val="nil"/>
-          <w:right w:space="0" w:sz="0" w:val="nil"/>
-          <w:between w:space="0" w:sz="0" w:val="nil"/>
+          <w:top w:val="nil"/>
+          <w:left w:val="nil"/>
+          <w:bottom w:val="nil"/>
+          <w:right w:val="nil"/>
+          <w:between w:val="nil"/>
         </w:pBdr>
-        <w:shd w:fill="auto" w:val="clear"/>
-        <w:spacing w:after="240" w:lineRule="auto"/>
-        <w:rPr/>
-      </w:pPr>
-      <w:r>
-        <w:rPr>
-          <w:rtl w:val="0"/>
-        </w:rPr>
-        <w:t xml:space="preserve">Diferente do POP3, o IMAP mantém as mensagens no servidor. Isso permite que o aplicativo visualize pastas, status de leitura e rascunhos em tempo real, sincronizados com o webmail em diversos dispositivos.</w:t>
-      </w:r>
-    </w:p>
-    <w:p>
-      <w:pPr>
-        <w:pStyle w:val="Heading3"/>
+        <w:spacing w:line="360" w:lineRule="auto"/>
+        <w:ind w:firstLine="720"/>
+        <w:jc w:val="both"/>
+      </w:pPr>
+      <w:r>
+        <w:t>Diferente do POP3, o IMAP mantém as mensagens no servidor. Isso permite que o aplicativo visualize pastas, status de leitura e rascunhos em tempo real, sincronizados com o webmail em diversos dispositivos.</w:t>
+      </w:r>
+      <w:r>
+        <w:t xml:space="preserve"> </w:t>
+      </w:r>
+    </w:p>
+    <w:p>
+      <w:pPr>
         <w:pBdr>
-          <w:top w:space="0" w:sz="0" w:val="nil"/>
-          <w:left w:space="0" w:sz="0" w:val="nil"/>
-          <w:bottom w:space="0" w:sz="0" w:val="nil"/>
-          <w:right w:space="0" w:sz="0" w:val="nil"/>
-          <w:between w:space="0" w:sz="0" w:val="nil"/>
+          <w:top w:val="nil"/>
+          <w:left w:val="nil"/>
+          <w:bottom w:val="nil"/>
+          <w:right w:val="nil"/>
+          <w:between w:val="nil"/>
         </w:pBdr>
-        <w:shd w:fill="auto" w:val="clear"/>
-        <w:spacing w:before="0" w:lineRule="auto"/>
-        <w:rPr/>
-      </w:pPr>
-      <w:r>
-        <w:rPr>
-          <w:rtl w:val="0"/>
-        </w:rPr>
-        <w:t xml:space="preserve">2.3 Comparativo: IMAP vs. POP3</w:t>
+        <w:spacing w:line="360" w:lineRule="auto"/>
+        <w:ind w:firstLine="720"/>
+        <w:jc w:val="both"/>
+      </w:pPr>
+      <w:r>
+        <w:t xml:space="preserve">Conforme a RFC 3501(CRISPIN, 2003), quando o TCP é utilizado, o servidor </w:t>
+      </w:r>
+      <w:r>
+        <w:t>IMAP4rev1</w:t>
+      </w:r>
+    </w:p>
+    <w:p>
+      <w:pPr>
+        <w:pBdr>
+          <w:top w:val="nil"/>
+          <w:left w:val="nil"/>
+          <w:bottom w:val="nil"/>
+          <w:right w:val="nil"/>
+          <w:between w:val="nil"/>
+        </w:pBdr>
+        <w:spacing w:line="360" w:lineRule="auto"/>
+        <w:jc w:val="both"/>
+      </w:pPr>
+      <w:r>
+        <w:t>Aguarda conexões padrão na porta 143. Contudo</w:t>
+      </w:r>
+      <w:r>
+        <w:t>, a porta 993(IMAPS) é empregada para garantir que seja realizado o encapsulamento por meio de TLS, a fim de atender os padrões de segurança atuais</w:t>
+      </w:r>
+    </w:p>
+    <w:p>
+      <w:pPr>
+        <w:pStyle w:val="Ttulo3"/>
+        <w:spacing w:before="0"/>
+      </w:pPr>
+      <w:r>
+        <w:t>2.3 Comparativo: IMAP vs. POP3</w:t>
       </w:r>
     </w:p>
     <w:tbl>
       <w:tblPr>
-        <w:tblStyle w:val="Table1"/>
-        <w:tblW w:w="9360.0" w:type="dxa"/>
-        <w:jc w:val="left"/>
+        <w:tblStyle w:val="a"/>
+        <w:tblW w:w="9360" w:type="dxa"/>
+        <w:tblInd w:w="0" w:type="dxa"/>
         <w:tblBorders>
-          <w:top w:color="000000" w:space="0" w:sz="6" w:val="single"/>
-          <w:left w:color="000000" w:space="0" w:sz="6" w:val="single"/>
-          <w:bottom w:color="000000" w:space="0" w:sz="6" w:val="single"/>
-          <w:right w:color="000000" w:space="0" w:sz="6" w:val="single"/>
-          <w:insideH w:color="000000" w:space="0" w:sz="6" w:val="single"/>
-          <w:insideV w:color="000000" w:space="0" w:sz="6" w:val="single"/>
+          <w:top w:val="single" w:sz="6" w:space="0" w:color="000000"/>
+          <w:left w:val="single" w:sz="6" w:space="0" w:color="000000"/>
+          <w:bottom w:val="single" w:sz="6" w:space="0" w:color="000000"/>
+          <w:right w:val="single" w:sz="6" w:space="0" w:color="000000"/>
+          <w:insideH w:val="single" w:sz="6" w:space="0" w:color="000000"/>
+          <w:insideV w:val="single" w:sz="6" w:space="0" w:color="000000"/>
         </w:tblBorders>
         <w:tblLayout w:type="fixed"/>
-        <w:tblLook w:val="0600"/>
+        <w:tblLook w:val="0600" w:firstRow="0" w:lastRow="0" w:firstColumn="0" w:lastColumn="0" w:noHBand="1" w:noVBand="1"/>
       </w:tblPr>
       <w:tblGrid>
         <w:gridCol w:w="2205"/>
         <w:gridCol w:w="3675"/>
         <w:gridCol w:w="3480"/>
-        <w:tblGridChange w:id="0">
-          <w:tblGrid>
-            <w:gridCol w:w="2205"/>
-            <w:gridCol w:w="3675"/>
-            <w:gridCol w:w="3480"/>
-          </w:tblGrid>
-        </w:tblGridChange>
       </w:tblGrid>
       <w:tr>
         <w:trPr>
-          <w:cantSplit w:val="0"/>
-          <w:tblHeader w:val="1"/>
+          <w:tblHeader/>
         </w:trPr>
         <w:tc>
           <w:tcPr>
-            <w:shd w:fill="f2f2f2" w:val="clear"/>
+            <w:tcW w:w="2205" w:type="dxa"/>
+            <w:shd w:val="clear" w:color="auto" w:fill="F2F2F2"/>
             <w:tcMar>
-              <w:top w:w="0.0" w:type="dxa"/>
-              <w:left w:w="0.0" w:type="dxa"/>
-              <w:bottom w:w="0.0" w:type="dxa"/>
-              <w:right w:w="0.0" w:type="dxa"/>
+              <w:top w:w="0" w:type="dxa"/>
+              <w:left w:w="0" w:type="dxa"/>
+              <w:bottom w:w="0" w:type="dxa"/>
+              <w:right w:w="0" w:type="dxa"/>
             </w:tcMar>
-            <w:vAlign w:val="top"/>
           </w:tcPr>
           <w:p>
             <w:pPr>
               <w:pBdr>
-                <w:top w:space="0" w:sz="0" w:val="nil"/>
-                <w:left w:space="0" w:sz="0" w:val="nil"/>
-                <w:bottom w:space="0" w:sz="0" w:val="nil"/>
-                <w:right w:space="0" w:sz="0" w:val="nil"/>
-                <w:between w:space="0" w:sz="0" w:val="nil"/>
+                <w:top w:val="nil"/>
+                <w:left w:val="nil"/>
+                <w:bottom w:val="nil"/>
+                <w:right w:val="nil"/>
+                <w:between w:val="nil"/>
               </w:pBdr>
-              <w:shd w:fill="auto" w:val="clear"/>
-              <w:rPr>
-                <w:shd w:fill="auto" w:val="clear"/>
-              </w:rPr>
             </w:pPr>
             <w:r>
-              <w:rPr>
-                <w:shd w:fill="auto" w:val="clear"/>
-                <w:rtl w:val="0"/>
-              </w:rPr>
-              <w:t xml:space="preserve">Recurso</w:t>
+              <w:t>Recurso</w:t>
             </w:r>
           </w:p>
         </w:tc>
         <w:tc>
           <w:tcPr>
-            <w:shd w:fill="f2f2f2" w:val="clear"/>
+            <w:tcW w:w="3675" w:type="dxa"/>
+            <w:shd w:val="clear" w:color="auto" w:fill="F2F2F2"/>
             <w:tcMar>
-              <w:top w:w="0.0" w:type="dxa"/>
-              <w:left w:w="0.0" w:type="dxa"/>
-              <w:bottom w:w="0.0" w:type="dxa"/>
-              <w:right w:w="0.0" w:type="dxa"/>
+              <w:top w:w="0" w:type="dxa"/>
+              <w:left w:w="0" w:type="dxa"/>
+              <w:bottom w:w="0" w:type="dxa"/>
+              <w:right w:w="0" w:type="dxa"/>
             </w:tcMar>
-            <w:vAlign w:val="top"/>
           </w:tcPr>
           <w:p>
             <w:pPr>
               <w:pBdr>
-                <w:top w:space="0" w:sz="0" w:val="nil"/>
-                <w:left w:space="0" w:sz="0" w:val="nil"/>
-                <w:bottom w:space="0" w:sz="0" w:val="nil"/>
-                <w:right w:space="0" w:sz="0" w:val="nil"/>
-                <w:between w:space="0" w:sz="0" w:val="nil"/>
+                <w:top w:val="nil"/>
+                <w:left w:val="nil"/>
+                <w:bottom w:val="nil"/>
+                <w:right w:val="nil"/>
+                <w:between w:val="nil"/>
               </w:pBdr>
-              <w:shd w:fill="auto" w:val="clear"/>
-              <w:rPr>
-                <w:shd w:fill="auto" w:val="clear"/>
-              </w:rPr>
             </w:pPr>
             <w:r>
-              <w:rPr>
-                <w:shd w:fill="auto" w:val="clear"/>
-                <w:rtl w:val="0"/>
-              </w:rPr>
-              <w:t xml:space="preserve">IMAP</w:t>
+              <w:t>IMAP</w:t>
             </w:r>
           </w:p>
         </w:tc>
         <w:tc>
           <w:tcPr>
-            <w:shd w:fill="f2f2f2" w:val="clear"/>
+            <w:tcW w:w="3480" w:type="dxa"/>
+            <w:shd w:val="clear" w:color="auto" w:fill="F2F2F2"/>
             <w:tcMar>
-              <w:top w:w="0.0" w:type="dxa"/>
-              <w:left w:w="0.0" w:type="dxa"/>
-              <w:bottom w:w="0.0" w:type="dxa"/>
-              <w:right w:w="0.0" w:type="dxa"/>
+              <w:top w:w="0" w:type="dxa"/>
+              <w:left w:w="0" w:type="dxa"/>
+              <w:bottom w:w="0" w:type="dxa"/>
+              <w:right w:w="0" w:type="dxa"/>
             </w:tcMar>
-            <w:vAlign w:val="top"/>
           </w:tcPr>
           <w:p>
             <w:pPr>
               <w:pBdr>
-                <w:top w:space="0" w:sz="0" w:val="nil"/>
-                <w:left w:space="0" w:sz="0" w:val="nil"/>
-                <w:bottom w:space="0" w:sz="0" w:val="nil"/>
-                <w:right w:space="0" w:sz="0" w:val="nil"/>
-                <w:between w:space="0" w:sz="0" w:val="nil"/>
+                <w:top w:val="nil"/>
+                <w:left w:val="nil"/>
+                <w:bottom w:val="nil"/>
+                <w:right w:val="nil"/>
+                <w:between w:val="nil"/>
               </w:pBdr>
-              <w:shd w:fill="auto" w:val="clear"/>
-              <w:rPr>
-                <w:shd w:fill="auto" w:val="clear"/>
-              </w:rPr>
             </w:pPr>
             <w:r>
-              <w:rPr>
-                <w:shd w:fill="auto" w:val="clear"/>
-                <w:rtl w:val="0"/>
-              </w:rPr>
-              <w:t xml:space="preserve">POP3</w:t>
+              <w:t>POP3</w:t>
             </w:r>
           </w:p>
           <w:p>
             <w:pPr>
-              <w:keepNext w:val="0"/>
-              <w:keepLines w:val="0"/>
-              <w:pageBreakBefore w:val="0"/>
-              <w:widowControl w:val="0"/>
               <w:pBdr>
-                <w:top w:space="0" w:sz="0" w:val="nil"/>
-                <w:left w:space="0" w:sz="0" w:val="nil"/>
-                <w:bottom w:space="0" w:sz="0" w:val="nil"/>
-                <w:right w:space="0" w:sz="0" w:val="nil"/>
-                <w:between w:space="0" w:sz="0" w:val="nil"/>
+                <w:top w:val="nil"/>
+                <w:left w:val="nil"/>
+                <w:bottom w:val="nil"/>
+                <w:right w:val="nil"/>
+                <w:between w:val="nil"/>
               </w:pBdr>
-              <w:shd w:fill="auto" w:val="clear"/>
-              <w:spacing w:after="0" w:before="0" w:line="240" w:lineRule="auto"/>
-              <w:ind w:left="0" w:right="0" w:firstLine="0"/>
-              <w:jc w:val="left"/>
-              <w:rPr/>
             </w:pPr>
             <w:r>
-              <w:rPr>
-                <w:rtl w:val="0"/>
-              </w:rPr>
               <w:t xml:space="preserve"> </w:t>
             </w:r>
           </w:p>
         </w:tc>
       </w:tr>
       <w:tr>
-        <w:trPr>
-          <w:cantSplit w:val="0"/>
-          <w:tblHeader w:val="0"/>
-        </w:trPr>
         <w:tc>
           <w:tcPr>
-            <w:shd w:fill="auto" w:val="clear"/>
+            <w:tcW w:w="2205" w:type="dxa"/>
             <w:tcMar>
-              <w:top w:w="0.0" w:type="dxa"/>
-              <w:left w:w="0.0" w:type="dxa"/>
-              <w:bottom w:w="0.0" w:type="dxa"/>
-              <w:right w:w="0.0" w:type="dxa"/>
+              <w:top w:w="0" w:type="dxa"/>
+              <w:left w:w="0" w:type="dxa"/>
+              <w:bottom w:w="0" w:type="dxa"/>
+              <w:right w:w="0" w:type="dxa"/>
             </w:tcMar>
-            <w:vAlign w:val="top"/>
           </w:tcPr>
           <w:p>
             <w:pPr>
               <w:pBdr>
-                <w:top w:space="0" w:sz="0" w:val="nil"/>
-                <w:left w:space="0" w:sz="0" w:val="nil"/>
-                <w:bottom w:space="0" w:sz="0" w:val="nil"/>
-                <w:right w:space="0" w:sz="0" w:val="nil"/>
-                <w:between w:space="0" w:sz="0" w:val="nil"/>
+                <w:top w:val="nil"/>
+                <w:left w:val="nil"/>
+                <w:bottom w:val="nil"/>
+                <w:right w:val="nil"/>
+                <w:between w:val="nil"/>
               </w:pBdr>
-              <w:shd w:fill="auto" w:val="clear"/>
-              <w:rPr/>
+              <w:jc w:val="both"/>
             </w:pPr>
             <w:r>
-              <w:rPr>
-                <w:rtl w:val="0"/>
-              </w:rPr>
-              <w:t xml:space="preserve">Sincronização</w:t>
+              <w:t>Sincronização</w:t>
             </w:r>
           </w:p>
         </w:tc>
         <w:tc>
           <w:tcPr>
-            <w:shd w:fill="auto" w:val="clear"/>
+            <w:tcW w:w="3675" w:type="dxa"/>
             <w:tcMar>
-              <w:top w:w="0.0" w:type="dxa"/>
-              <w:left w:w="0.0" w:type="dxa"/>
-              <w:bottom w:w="0.0" w:type="dxa"/>
-              <w:right w:w="0.0" w:type="dxa"/>
+              <w:top w:w="0" w:type="dxa"/>
+              <w:left w:w="0" w:type="dxa"/>
+              <w:bottom w:w="0" w:type="dxa"/>
+              <w:right w:w="0" w:type="dxa"/>
             </w:tcMar>
-            <w:vAlign w:val="top"/>
           </w:tcPr>
           <w:p>
             <w:pPr>
               <w:pBdr>
-                <w:top w:space="0" w:sz="0" w:val="nil"/>
-                <w:left w:space="0" w:sz="0" w:val="nil"/>
-                <w:bottom w:space="0" w:sz="0" w:val="nil"/>
-                <w:right w:space="0" w:sz="0" w:val="nil"/>
-                <w:between w:space="0" w:sz="0" w:val="nil"/>
+                <w:top w:val="nil"/>
+                <w:left w:val="nil"/>
+                <w:bottom w:val="nil"/>
+                <w:right w:val="nil"/>
+                <w:between w:val="nil"/>
               </w:pBdr>
-              <w:shd w:fill="auto" w:val="clear"/>
-              <w:rPr/>
             </w:pPr>
             <w:r>
-              <w:rPr>
-                <w:rtl w:val="0"/>
-              </w:rPr>
-              <w:t xml:space="preserve">Completa (Múltiplos dispositivos)</w:t>
+              <w:t>Completa (Múltiplos dispositivos)</w:t>
             </w:r>
           </w:p>
         </w:tc>
         <w:tc>
           <w:tcPr>
-            <w:shd w:fill="auto" w:val="clear"/>
+            <w:tcW w:w="3480" w:type="dxa"/>
             <w:tcMar>
-              <w:top w:w="0.0" w:type="dxa"/>
-              <w:left w:w="0.0" w:type="dxa"/>
-              <w:bottom w:w="0.0" w:type="dxa"/>
-              <w:right w:w="0.0" w:type="dxa"/>
+              <w:top w:w="0" w:type="dxa"/>
+              <w:left w:w="0" w:type="dxa"/>
+              <w:bottom w:w="0" w:type="dxa"/>
+              <w:right w:w="0" w:type="dxa"/>
             </w:tcMar>
-            <w:vAlign w:val="top"/>
           </w:tcPr>
           <w:p>
             <w:pPr>
               <w:pBdr>
-                <w:top w:space="0" w:sz="0" w:val="nil"/>
-                <w:left w:space="0" w:sz="0" w:val="nil"/>
-                <w:bottom w:space="0" w:sz="0" w:val="nil"/>
-                <w:right w:space="0" w:sz="0" w:val="nil"/>
-                <w:between w:space="0" w:sz="0" w:val="nil"/>
+                <w:top w:val="nil"/>
+                <w:left w:val="nil"/>
+                <w:bottom w:val="nil"/>
+                <w:right w:val="nil"/>
+                <w:between w:val="nil"/>
               </w:pBdr>
-              <w:shd w:fill="auto" w:val="clear"/>
-              <w:rPr/>
             </w:pPr>
             <w:r>
-              <w:rPr>
-                <w:rtl w:val="0"/>
-              </w:rPr>
-              <w:t xml:space="preserve">Limitada (Baixa e apaga do servidor)</w:t>
+              <w:t>Limitada (Baixa e apaga do servidor)</w:t>
             </w:r>
           </w:p>
         </w:tc>
       </w:tr>
       <w:tr>
-        <w:trPr>
-          <w:cantSplit w:val="0"/>
-          <w:tblHeader w:val="0"/>
-        </w:trPr>
         <w:tc>
           <w:tcPr>
-            <w:shd w:fill="auto" w:val="clear"/>
+            <w:tcW w:w="2205" w:type="dxa"/>
             <w:tcMar>
-              <w:top w:w="0.0" w:type="dxa"/>
-              <w:left w:w="0.0" w:type="dxa"/>
-              <w:bottom w:w="0.0" w:type="dxa"/>
-              <w:right w:w="0.0" w:type="dxa"/>
+              <w:top w:w="0" w:type="dxa"/>
+              <w:left w:w="0" w:type="dxa"/>
+              <w:bottom w:w="0" w:type="dxa"/>
+              <w:right w:w="0" w:type="dxa"/>
             </w:tcMar>
-            <w:vAlign w:val="top"/>
           </w:tcPr>
           <w:p>
             <w:pPr>
               <w:pBdr>
-                <w:top w:space="0" w:sz="0" w:val="nil"/>
-                <w:left w:space="0" w:sz="0" w:val="nil"/>
-                <w:bottom w:space="0" w:sz="0" w:val="nil"/>
-                <w:right w:space="0" w:sz="0" w:val="nil"/>
-                <w:between w:space="0" w:sz="0" w:val="nil"/>
+                <w:top w:val="nil"/>
+                <w:left w:val="nil"/>
+                <w:bottom w:val="nil"/>
+                <w:right w:val="nil"/>
+                <w:between w:val="nil"/>
               </w:pBdr>
-              <w:shd w:fill="auto" w:val="clear"/>
-              <w:rPr/>
             </w:pPr>
             <w:r>
-              <w:rPr>
-                <w:rtl w:val="0"/>
-              </w:rPr>
-              <w:t xml:space="preserve">Armazenamento</w:t>
+              <w:t>Armazenamento</w:t>
             </w:r>
           </w:p>
         </w:tc>
         <w:tc>
           <w:tcPr>
-            <w:shd w:fill="auto" w:val="clear"/>
+            <w:tcW w:w="3675" w:type="dxa"/>
             <w:tcMar>
-              <w:top w:w="0.0" w:type="dxa"/>
-              <w:left w:w="0.0" w:type="dxa"/>
-              <w:bottom w:w="0.0" w:type="dxa"/>
-              <w:right w:w="0.0" w:type="dxa"/>
+              <w:top w:w="0" w:type="dxa"/>
+              <w:left w:w="0" w:type="dxa"/>
+              <w:bottom w:w="0" w:type="dxa"/>
+              <w:right w:w="0" w:type="dxa"/>
             </w:tcMar>
-            <w:vAlign w:val="top"/>
           </w:tcPr>
           <w:p>
             <w:pPr>
               <w:pBdr>
-                <w:top w:space="0" w:sz="0" w:val="nil"/>
-                <w:left w:space="0" w:sz="0" w:val="nil"/>
-                <w:bottom w:space="0" w:sz="0" w:val="nil"/>
-                <w:right w:space="0" w:sz="0" w:val="nil"/>
-                <w:between w:space="0" w:sz="0" w:val="nil"/>
+                <w:top w:val="nil"/>
+                <w:left w:val="nil"/>
+                <w:bottom w:val="nil"/>
+                <w:right w:val="nil"/>
+                <w:between w:val="nil"/>
               </w:pBdr>
-              <w:shd w:fill="auto" w:val="clear"/>
-              <w:rPr/>
             </w:pPr>
             <w:r>
-              <w:rPr>
-                <w:rtl w:val="0"/>
-              </w:rPr>
-              <w:t xml:space="preserve">No Servidor</w:t>
+              <w:t>No Servidor</w:t>
             </w:r>
           </w:p>
         </w:tc>
         <w:tc>
           <w:tcPr>
-            <w:shd w:fill="auto" w:val="clear"/>
+            <w:tcW w:w="3480" w:type="dxa"/>
             <w:tcMar>
-              <w:top w:w="0.0" w:type="dxa"/>
-              <w:left w:w="0.0" w:type="dxa"/>
-              <w:bottom w:w="0.0" w:type="dxa"/>
-              <w:right w:w="0.0" w:type="dxa"/>
+              <w:top w:w="0" w:type="dxa"/>
+              <w:left w:w="0" w:type="dxa"/>
+              <w:bottom w:w="0" w:type="dxa"/>
+              <w:right w:w="0" w:type="dxa"/>
             </w:tcMar>
-            <w:vAlign w:val="top"/>
           </w:tcPr>
           <w:p>
             <w:pPr>
               <w:pBdr>
-                <w:top w:space="0" w:sz="0" w:val="nil"/>
-                <w:left w:space="0" w:sz="0" w:val="nil"/>
-                <w:bottom w:space="0" w:sz="0" w:val="nil"/>
-                <w:right w:space="0" w:sz="0" w:val="nil"/>
-                <w:between w:space="0" w:sz="0" w:val="nil"/>
+                <w:top w:val="nil"/>
+                <w:left w:val="nil"/>
+                <w:bottom w:val="nil"/>
+                <w:right w:val="nil"/>
+                <w:between w:val="nil"/>
               </w:pBdr>
-              <w:shd w:fill="auto" w:val="clear"/>
-              <w:rPr/>
             </w:pPr>
             <w:r>
-              <w:rPr>
-                <w:rtl w:val="0"/>
-              </w:rPr>
-              <w:t xml:space="preserve">No Dispositivo Local</w:t>
+              <w:t>No Dispositivo Local</w:t>
             </w:r>
           </w:p>
         </w:tc>
       </w:tr>
       <w:tr>
-        <w:trPr>
-          <w:cantSplit w:val="0"/>
-          <w:tblHeader w:val="0"/>
-        </w:trPr>
         <w:tc>
           <w:tcPr>
-            <w:shd w:fill="auto" w:val="clear"/>
+            <w:tcW w:w="2205" w:type="dxa"/>
             <w:tcMar>
-              <w:top w:w="0.0" w:type="dxa"/>
-              <w:left w:w="0.0" w:type="dxa"/>
-              <w:bottom w:w="0.0" w:type="dxa"/>
-              <w:right w:w="0.0" w:type="dxa"/>
+              <w:top w:w="0" w:type="dxa"/>
+              <w:left w:w="0" w:type="dxa"/>
+              <w:bottom w:w="0" w:type="dxa"/>
+              <w:right w:w="0" w:type="dxa"/>
             </w:tcMar>
-            <w:vAlign w:val="top"/>
           </w:tcPr>
           <w:p>
             <w:pPr>
               <w:pBdr>
-                <w:top w:space="0" w:sz="0" w:val="nil"/>
-                <w:left w:space="0" w:sz="0" w:val="nil"/>
-                <w:bottom w:space="0" w:sz="0" w:val="nil"/>
-                <w:right w:space="0" w:sz="0" w:val="nil"/>
-                <w:between w:space="0" w:sz="0" w:val="nil"/>
+                <w:top w:val="nil"/>
+                <w:left w:val="nil"/>
+                <w:bottom w:val="nil"/>
+                <w:right w:val="nil"/>
+                <w:between w:val="nil"/>
               </w:pBdr>
-              <w:shd w:fill="auto" w:val="clear"/>
-              <w:rPr/>
             </w:pPr>
             <w:r>
-              <w:rPr>
-                <w:rtl w:val="0"/>
-              </w:rPr>
-              <w:t xml:space="preserve">Consumo de Dados</w:t>
+              <w:t>Consumo de Dados</w:t>
             </w:r>
           </w:p>
         </w:tc>
         <w:tc>
           <w:tcPr>
-            <w:shd w:fill="auto" w:val="clear"/>
+            <w:tcW w:w="3675" w:type="dxa"/>
             <w:tcMar>
-              <w:top w:w="0.0" w:type="dxa"/>
-              <w:left w:w="0.0" w:type="dxa"/>
-              <w:bottom w:w="0.0" w:type="dxa"/>
-              <w:right w:w="0.0" w:type="dxa"/>
+              <w:top w:w="0" w:type="dxa"/>
+              <w:left w:w="0" w:type="dxa"/>
+              <w:bottom w:w="0" w:type="dxa"/>
+              <w:right w:w="0" w:type="dxa"/>
             </w:tcMar>
-            <w:vAlign w:val="top"/>
           </w:tcPr>
           <w:p>
             <w:pPr>
               <w:pBdr>
-                <w:top w:space="0" w:sz="0" w:val="nil"/>
-                <w:left w:space="0" w:sz="0" w:val="nil"/>
-                <w:bottom w:space="0" w:sz="0" w:val="nil"/>
-                <w:right w:space="0" w:sz="0" w:val="nil"/>
-                <w:between w:space="0" w:sz="0" w:val="nil"/>
+                <w:top w:val="nil"/>
+                <w:left w:val="nil"/>
+                <w:bottom w:val="nil"/>
+                <w:right w:val="nil"/>
+                <w:between w:val="nil"/>
               </w:pBdr>
-              <w:shd w:fill="auto" w:val="clear"/>
-              <w:rPr/>
             </w:pPr>
             <w:r>
-              <w:rPr>
-                <w:rtl w:val="0"/>
-              </w:rPr>
-              <w:t xml:space="preserve">Maior (Sincronização constante)</w:t>
+              <w:t>Maior (Sincronização constante)</w:t>
             </w:r>
           </w:p>
         </w:tc>
         <w:tc>
           <w:tcPr>
-            <w:shd w:fill="auto" w:val="clear"/>
+            <w:tcW w:w="3480" w:type="dxa"/>
             <w:tcMar>
-              <w:top w:w="0.0" w:type="dxa"/>
-              <w:left w:w="0.0" w:type="dxa"/>
-              <w:bottom w:w="0.0" w:type="dxa"/>
-              <w:right w:w="0.0" w:type="dxa"/>
+              <w:top w:w="0" w:type="dxa"/>
+              <w:left w:w="0" w:type="dxa"/>
+              <w:bottom w:w="0" w:type="dxa"/>
+              <w:right w:w="0" w:type="dxa"/>
             </w:tcMar>
-            <w:vAlign w:val="top"/>
           </w:tcPr>
           <w:p>
             <w:pPr>
               <w:pBdr>
-                <w:top w:space="0" w:sz="0" w:val="nil"/>
-                <w:left w:space="0" w:sz="0" w:val="nil"/>
-                <w:bottom w:space="0" w:sz="0" w:val="nil"/>
-                <w:right w:space="0" w:sz="0" w:val="nil"/>
-                <w:between w:space="0" w:sz="0" w:val="nil"/>
+                <w:top w:val="nil"/>
+                <w:left w:val="nil"/>
+                <w:bottom w:val="nil"/>
+                <w:right w:val="nil"/>
+                <w:between w:val="nil"/>
               </w:pBdr>
-              <w:shd w:fill="auto" w:val="clear"/>
-              <w:rPr/>
             </w:pPr>
             <w:r>
-              <w:rPr>
-                <w:rtl w:val="0"/>
-              </w:rPr>
-              <w:t xml:space="preserve">Menor (Download único)</w:t>
+              <w:t>Menor (Download único)</w:t>
             </w:r>
           </w:p>
         </w:tc>
@@ -780,41 +946,35 @@
     </w:tbl>
     <w:p>
       <w:pPr>
-        <w:pStyle w:val="Heading2"/>
+        <w:pStyle w:val="Ttulo2"/>
+      </w:pPr>
+      <w:r>
+        <w:t>3. Metodologia de Integração (</w:t>
+      </w:r>
+      <w:proofErr w:type="spellStart"/>
+      <w:r>
+        <w:t>JavaMail</w:t>
+      </w:r>
+      <w:proofErr w:type="spellEnd"/>
+      <w:r>
+        <w:t>/Jakarta Mail)</w:t>
+      </w:r>
+    </w:p>
+    <w:p>
+      <w:pPr>
         <w:pBdr>
-          <w:top w:space="0" w:sz="0" w:val="nil"/>
-          <w:left w:space="0" w:sz="0" w:val="nil"/>
-          <w:bottom w:space="0" w:sz="0" w:val="nil"/>
-          <w:right w:space="0" w:sz="0" w:val="nil"/>
-          <w:between w:space="0" w:sz="0" w:val="nil"/>
+          <w:top w:val="nil"/>
+          <w:left w:val="nil"/>
+          <w:bottom w:val="nil"/>
+          <w:right w:val="nil"/>
+          <w:between w:val="nil"/>
         </w:pBdr>
-        <w:shd w:fill="auto" w:val="clear"/>
-        <w:rPr/>
-      </w:pPr>
-      <w:r>
-        <w:rPr>
-          <w:rtl w:val="0"/>
-        </w:rPr>
-        <w:t xml:space="preserve">3. Metodologia de Integração (JavaMail/Jakarta Mail)</w:t>
-      </w:r>
-    </w:p>
-    <w:p>
-      <w:pPr>
-        <w:pBdr>
-          <w:top w:space="0" w:sz="0" w:val="nil"/>
-          <w:left w:space="0" w:sz="0" w:val="nil"/>
-          <w:bottom w:space="0" w:sz="0" w:val="nil"/>
-          <w:right w:space="0" w:sz="0" w:val="nil"/>
-          <w:between w:space="0" w:sz="0" w:val="nil"/>
-        </w:pBdr>
-        <w:shd w:fill="auto" w:val="clear"/>
-        <w:rPr/>
-      </w:pPr>
-      <w:r>
-        <w:rPr>
-          <w:rtl w:val="0"/>
-        </w:rPr>
-        <w:t xml:space="preserve">O projeto utiliza a biblioteca Jakarta Mail para integrar funcionalidades de e-mail de forma nativa. O fluxo lógico segue as etapas:</w:t>
+        <w:spacing w:line="360" w:lineRule="auto"/>
+        <w:ind w:firstLine="240"/>
+        <w:jc w:val="both"/>
+      </w:pPr>
+      <w:r>
+        <w:t>O projeto utiliza a biblioteca Jakarta Mail para integrar funcionalidades de e-mail de forma nativa. O fluxo lógico segue as etapas:</w:t>
       </w:r>
     </w:p>
     <w:p>
@@ -824,27 +984,22 @@
           <w:numId w:val="2"/>
         </w:numPr>
         <w:pBdr>
-          <w:top w:space="0" w:sz="0" w:val="nil"/>
-          <w:left w:space="0" w:sz="0" w:val="nil"/>
-          <w:bottom w:space="0" w:sz="0" w:val="nil"/>
-          <w:right w:space="0" w:sz="0" w:val="nil"/>
-          <w:between w:space="0" w:sz="0" w:val="nil"/>
+          <w:top w:val="nil"/>
+          <w:left w:val="nil"/>
+          <w:bottom w:val="nil"/>
+          <w:right w:val="nil"/>
+          <w:between w:val="nil"/>
         </w:pBdr>
-        <w:shd w:fill="auto" w:val="clear"/>
-        <w:ind w:left="600" w:hanging="360"/>
-      </w:pPr>
-      <w:r>
-        <w:rPr>
-          <w:b w:val="1"/>
-          <w:bCs w:val="1"/>
-          <w:rtl w:val="0"/>
-        </w:rPr>
-        <w:t xml:space="preserve">Configuração de Propriedades:</w:t>
-      </w:r>
-      <w:r>
-        <w:rPr>
-          <w:rtl w:val="0"/>
-        </w:rPr>
+        <w:spacing w:line="360" w:lineRule="auto"/>
+      </w:pPr>
+      <w:r>
+        <w:rPr>
+          <w:b/>
+          <w:bCs/>
+        </w:rPr>
+        <w:t>Configuração de Propriedades:</w:t>
+      </w:r>
+      <w:r>
         <w:t xml:space="preserve"> Definição do Host SMTP e portas de conexão.</w:t>
       </w:r>
     </w:p>
@@ -855,42 +1010,39 @@
           <w:numId w:val="2"/>
         </w:numPr>
         <w:pBdr>
-          <w:top w:space="0" w:sz="0" w:val="nil"/>
-          <w:left w:space="0" w:sz="0" w:val="nil"/>
-          <w:bottom w:space="0" w:sz="0" w:val="nil"/>
-          <w:right w:space="0" w:sz="0" w:val="nil"/>
-          <w:between w:space="0" w:sz="0" w:val="nil"/>
+          <w:top w:val="nil"/>
+          <w:left w:val="nil"/>
+          <w:bottom w:val="nil"/>
+          <w:right w:val="nil"/>
+          <w:between w:val="nil"/>
         </w:pBdr>
-        <w:shd w:fill="auto" w:val="clear"/>
-        <w:ind w:left="600" w:hanging="360"/>
-      </w:pPr>
-      <w:r>
-        <w:rPr>
-          <w:b w:val="1"/>
-          <w:bCs w:val="1"/>
-          <w:rtl w:val="0"/>
-        </w:rPr>
-        <w:t xml:space="preserve">Autenticação Segura:</w:t>
-      </w:r>
-      <w:r>
-        <w:rPr>
-          <w:rtl w:val="0"/>
-        </w:rPr>
+        <w:spacing w:line="360" w:lineRule="auto"/>
+      </w:pPr>
+      <w:r>
+        <w:rPr>
+          <w:b/>
+          <w:bCs/>
+        </w:rPr>
+        <w:t>Autenticação Segura:</w:t>
+      </w:r>
+      <w:r>
         <w:t xml:space="preserve"> Implementação de </w:t>
       </w:r>
-      <w:r>
-        <w:rPr>
-          <w:i w:val="1"/>
-          <w:iCs w:val="1"/>
-          <w:rtl w:val="0"/>
-        </w:rPr>
-        <w:t xml:space="preserve">Authenticator</w:t>
-      </w:r>
-      <w:r>
-        <w:rPr>
-          <w:rtl w:val="0"/>
-        </w:rPr>
-        <w:t xml:space="preserve"> utilizando "Senhas de App" para contornar o MFA.</w:t>
+      <w:proofErr w:type="spellStart"/>
+      <w:r>
+        <w:rPr>
+          <w:i/>
+          <w:iCs/>
+        </w:rPr>
+        <w:t>Authenticator</w:t>
+      </w:r>
+      <w:proofErr w:type="spellEnd"/>
+      <w:r>
+        <w:t xml:space="preserve"> utilizando "Senhas de App" para </w:t>
+      </w:r>
+      <w:r>
+        <w:lastRenderedPageBreak/>
+        <w:t>contornar o MFA.</w:t>
       </w:r>
     </w:p>
     <w:p>
@@ -900,27 +1052,22 @@
           <w:numId w:val="2"/>
         </w:numPr>
         <w:pBdr>
-          <w:top w:space="0" w:sz="0" w:val="nil"/>
-          <w:left w:space="0" w:sz="0" w:val="nil"/>
-          <w:bottom w:space="0" w:sz="0" w:val="nil"/>
-          <w:right w:space="0" w:sz="0" w:val="nil"/>
-          <w:between w:space="0" w:sz="0" w:val="nil"/>
+          <w:top w:val="nil"/>
+          <w:left w:val="nil"/>
+          <w:bottom w:val="nil"/>
+          <w:right w:val="nil"/>
+          <w:between w:val="nil"/>
         </w:pBdr>
-        <w:shd w:fill="auto" w:val="clear"/>
-        <w:ind w:left="600" w:hanging="360"/>
-      </w:pPr>
-      <w:r>
-        <w:rPr>
-          <w:b w:val="1"/>
-          <w:bCs w:val="1"/>
-          <w:rtl w:val="0"/>
-        </w:rPr>
-        <w:t xml:space="preserve">Estabelecimento de Sessão:</w:t>
-      </w:r>
-      <w:r>
-        <w:rPr>
-          <w:rtl w:val="0"/>
-        </w:rPr>
+        <w:spacing w:line="360" w:lineRule="auto"/>
+      </w:pPr>
+      <w:r>
+        <w:rPr>
+          <w:b/>
+          <w:bCs/>
+        </w:rPr>
+        <w:t>Estabelecimento de Sessão:</w:t>
+      </w:r>
+      <w:r>
         <w:t xml:space="preserve"> Criação do canal de comunicação com o servidor.</w:t>
       </w:r>
     </w:p>
@@ -931,41 +1078,34 @@
           <w:numId w:val="2"/>
         </w:numPr>
         <w:pBdr>
-          <w:top w:space="0" w:sz="0" w:val="nil"/>
-          <w:left w:space="0" w:sz="0" w:val="nil"/>
-          <w:bottom w:space="0" w:sz="0" w:val="nil"/>
-          <w:right w:space="0" w:sz="0" w:val="nil"/>
-          <w:between w:space="0" w:sz="0" w:val="nil"/>
+          <w:top w:val="nil"/>
+          <w:left w:val="nil"/>
+          <w:bottom w:val="nil"/>
+          <w:right w:val="nil"/>
+          <w:between w:val="nil"/>
         </w:pBdr>
-        <w:shd w:fill="auto" w:val="clear"/>
-        <w:ind w:left="600" w:hanging="360"/>
-      </w:pPr>
-      <w:r>
-        <w:rPr>
-          <w:b w:val="1"/>
-          <w:bCs w:val="1"/>
-          <w:rtl w:val="0"/>
-        </w:rPr>
-        <w:t xml:space="preserve">Construção da Mensagem:</w:t>
-      </w:r>
-      <w:r>
-        <w:rPr>
-          <w:rtl w:val="0"/>
-        </w:rPr>
+        <w:spacing w:line="360" w:lineRule="auto"/>
+      </w:pPr>
+      <w:r>
+        <w:rPr>
+          <w:b/>
+          <w:bCs/>
+        </w:rPr>
+        <w:t>Construção da Mensagem:</w:t>
+      </w:r>
+      <w:r>
         <w:t xml:space="preserve"> Uso da classe </w:t>
       </w:r>
-      <w:r>
-        <w:rPr>
-          <w:i w:val="1"/>
-          <w:iCs w:val="1"/>
-          <w:rtl w:val="0"/>
-        </w:rPr>
-        <w:t xml:space="preserve">MimeMessage</w:t>
-      </w:r>
-      <w:r>
-        <w:rPr>
-          <w:rtl w:val="0"/>
-        </w:rPr>
+      <w:proofErr w:type="spellStart"/>
+      <w:r>
+        <w:rPr>
+          <w:i/>
+          <w:iCs/>
+        </w:rPr>
+        <w:t>MimeMessage</w:t>
+      </w:r>
+      <w:proofErr w:type="spellEnd"/>
+      <w:r>
         <w:t xml:space="preserve"> para suportar anexos e HTML.</w:t>
       </w:r>
     </w:p>
@@ -976,62 +1116,50 @@
           <w:numId w:val="2"/>
         </w:numPr>
         <w:pBdr>
-          <w:top w:space="0" w:sz="0" w:val="nil"/>
-          <w:left w:space="0" w:sz="0" w:val="nil"/>
-          <w:bottom w:space="0" w:sz="0" w:val="nil"/>
-          <w:right w:space="0" w:sz="0" w:val="nil"/>
-          <w:between w:space="0" w:sz="0" w:val="nil"/>
+          <w:top w:val="nil"/>
+          <w:left w:val="nil"/>
+          <w:bottom w:val="nil"/>
+          <w:right w:val="nil"/>
+          <w:between w:val="nil"/>
         </w:pBdr>
-        <w:shd w:fill="auto" w:val="clear"/>
-        <w:ind w:left="600" w:hanging="360"/>
-      </w:pPr>
-      <w:r>
-        <w:rPr>
-          <w:b w:val="1"/>
-          <w:bCs w:val="1"/>
-          <w:rtl w:val="0"/>
-        </w:rPr>
-        <w:t xml:space="preserve">Transporte:</w:t>
-      </w:r>
-      <w:r>
-        <w:rPr>
-          <w:rtl w:val="0"/>
-        </w:rPr>
+        <w:spacing w:line="360" w:lineRule="auto"/>
+      </w:pPr>
+      <w:r>
+        <w:rPr>
+          <w:b/>
+          <w:bCs/>
+        </w:rPr>
+        <w:t>Transporte:</w:t>
+      </w:r>
+      <w:r>
         <w:t xml:space="preserve"> Envio efetivo através do método </w:t>
       </w:r>
-      <w:r>
-        <w:rPr>
-          <w:i w:val="1"/>
-          <w:iCs w:val="1"/>
-          <w:rtl w:val="0"/>
-        </w:rPr>
-        <w:t xml:space="preserve">Transport.send()</w:t>
-      </w:r>
-      <w:r>
-        <w:rPr>
-          <w:rtl w:val="0"/>
-        </w:rPr>
-        <w:t xml:space="preserve">.</w:t>
-      </w:r>
-    </w:p>
-    <w:p>
-      <w:pPr>
-        <w:pStyle w:val="Heading2"/>
-        <w:pBdr>
-          <w:top w:space="0" w:sz="0" w:val="nil"/>
-          <w:left w:space="0" w:sz="0" w:val="nil"/>
-          <w:bottom w:space="0" w:sz="0" w:val="nil"/>
-          <w:right w:space="0" w:sz="0" w:val="nil"/>
-          <w:between w:space="0" w:sz="0" w:val="nil"/>
-        </w:pBdr>
-        <w:shd w:fill="auto" w:val="clear"/>
-        <w:rPr/>
-      </w:pPr>
-      <w:r>
-        <w:rPr>
-          <w:rtl w:val="0"/>
-        </w:rPr>
-        <w:t xml:space="preserve">4. Referências Bibliográficas</w:t>
+      <w:proofErr w:type="spellStart"/>
+      <w:r>
+        <w:rPr>
+          <w:i/>
+          <w:iCs/>
+        </w:rPr>
+        <w:t>Transport.send</w:t>
+      </w:r>
+      <w:proofErr w:type="spellEnd"/>
+      <w:r>
+        <w:rPr>
+          <w:i/>
+          <w:iCs/>
+        </w:rPr>
+        <w:t>()</w:t>
+      </w:r>
+      <w:r>
+        <w:t>.</w:t>
+      </w:r>
+    </w:p>
+    <w:p>
+      <w:pPr>
+        <w:pStyle w:val="Ttulo2"/>
+      </w:pPr>
+      <w:r>
+        <w:t>4. Referências Bibliográficas</w:t>
       </w:r>
     </w:p>
     <w:p>
@@ -1041,20 +1169,35 @@
           <w:numId w:val="3"/>
         </w:numPr>
         <w:pBdr>
-          <w:top w:space="0" w:sz="0" w:val="nil"/>
-          <w:left w:space="0" w:sz="0" w:val="nil"/>
-          <w:bottom w:space="0" w:sz="0" w:val="nil"/>
-          <w:right w:space="0" w:sz="0" w:val="nil"/>
-          <w:between w:space="0" w:sz="0" w:val="nil"/>
+          <w:top w:val="nil"/>
+          <w:left w:val="nil"/>
+          <w:bottom w:val="nil"/>
+          <w:right w:val="nil"/>
+          <w:between w:val="nil"/>
         </w:pBdr>
-        <w:shd w:fill="auto" w:val="clear"/>
-        <w:ind w:left="600" w:hanging="360"/>
-      </w:pPr>
-      <w:r>
-        <w:rPr>
-          <w:rtl w:val="0"/>
-        </w:rPr>
-        <w:t xml:space="preserve">WOODPECKER. What is SMTP &amp; IMAP? Differences &amp; Comparison.</w:t>
+        <w:spacing w:line="360" w:lineRule="auto"/>
+      </w:pPr>
+      <w:r>
+        <w:rPr>
+          <w:lang w:val="en-US"/>
+        </w:rPr>
+        <w:t xml:space="preserve">WOODPECKER. What is SMTP &amp; IMAP? </w:t>
+      </w:r>
+      <w:proofErr w:type="spellStart"/>
+      <w:r>
+        <w:t>Differences</w:t>
+      </w:r>
+      <w:proofErr w:type="spellEnd"/>
+      <w:r>
+        <w:t xml:space="preserve"> &amp; </w:t>
+      </w:r>
+      <w:proofErr w:type="spellStart"/>
+      <w:r>
+        <w:t>Comparison</w:t>
+      </w:r>
+      <w:proofErr w:type="spellEnd"/>
+      <w:r>
+        <w:t>.</w:t>
       </w:r>
     </w:p>
     <w:p>
@@ -1064,20 +1207,16 @@
           <w:numId w:val="3"/>
         </w:numPr>
         <w:pBdr>
-          <w:top w:space="0" w:sz="0" w:val="nil"/>
-          <w:left w:space="0" w:sz="0" w:val="nil"/>
-          <w:bottom w:space="0" w:sz="0" w:val="nil"/>
-          <w:right w:space="0" w:sz="0" w:val="nil"/>
-          <w:between w:space="0" w:sz="0" w:val="nil"/>
+          <w:top w:val="nil"/>
+          <w:left w:val="nil"/>
+          <w:bottom w:val="nil"/>
+          <w:right w:val="nil"/>
+          <w:between w:val="nil"/>
         </w:pBdr>
-        <w:shd w:fill="auto" w:val="clear"/>
-        <w:ind w:left="600" w:hanging="360"/>
-      </w:pPr>
-      <w:r>
-        <w:rPr>
-          <w:rtl w:val="0"/>
-        </w:rPr>
-        <w:t xml:space="preserve">KINGHOST. O que é SMTP, IMAP e POP3 e qual a diferença?</w:t>
+        <w:spacing w:line="360" w:lineRule="auto"/>
+      </w:pPr>
+      <w:r>
+        <w:t>KINGHOST. O que é SMTP, IMAP e POP3 e qual a diferença?</w:t>
       </w:r>
     </w:p>
     <w:p>
@@ -1087,20 +1226,24 @@
           <w:numId w:val="3"/>
         </w:numPr>
         <w:pBdr>
-          <w:top w:space="0" w:sz="0" w:val="nil"/>
-          <w:left w:space="0" w:sz="0" w:val="nil"/>
-          <w:bottom w:space="0" w:sz="0" w:val="nil"/>
-          <w:right w:space="0" w:sz="0" w:val="nil"/>
-          <w:between w:space="0" w:sz="0" w:val="nil"/>
+          <w:top w:val="nil"/>
+          <w:left w:val="nil"/>
+          <w:bottom w:val="nil"/>
+          <w:right w:val="nil"/>
+          <w:between w:val="nil"/>
         </w:pBdr>
-        <w:shd w:fill="auto" w:val="clear"/>
-        <w:ind w:left="600" w:hanging="360"/>
-      </w:pPr>
-      <w:r>
-        <w:rPr>
-          <w:rtl w:val="0"/>
-        </w:rPr>
-        <w:t xml:space="preserve">JAKARTA EE. Jakarta Mail Project Documentation.</w:t>
+        <w:spacing w:line="360" w:lineRule="auto"/>
+      </w:pPr>
+      <w:r>
+        <w:t xml:space="preserve">JAKARTA EE. Jakarta Mail Project </w:t>
+      </w:r>
+      <w:proofErr w:type="spellStart"/>
+      <w:r>
+        <w:t>Documentation</w:t>
+      </w:r>
+      <w:proofErr w:type="spellEnd"/>
+      <w:r>
+        <w:t>.</w:t>
       </w:r>
     </w:p>
     <w:p>
@@ -1110,34 +1253,212 @@
           <w:numId w:val="3"/>
         </w:numPr>
         <w:pBdr>
-          <w:top w:space="0" w:sz="0" w:val="nil"/>
-          <w:left w:space="0" w:sz="0" w:val="nil"/>
-          <w:bottom w:space="0" w:sz="0" w:val="nil"/>
-          <w:right w:space="0" w:sz="0" w:val="nil"/>
-          <w:between w:space="0" w:sz="0" w:val="nil"/>
+          <w:top w:val="nil"/>
+          <w:left w:val="nil"/>
+          <w:bottom w:val="nil"/>
+          <w:right w:val="nil"/>
+          <w:between w:val="nil"/>
         </w:pBdr>
-        <w:shd w:fill="auto" w:val="clear"/>
-        <w:ind w:left="600" w:hanging="360"/>
-      </w:pPr>
-      <w:r>
-        <w:rPr>
-          <w:rtl w:val="0"/>
-        </w:rPr>
-        <w:t xml:space="preserve">UTFPR. Modelo de Apresentação Institucional.</w:t>
+        <w:spacing w:line="360" w:lineRule="auto"/>
+      </w:pPr>
+      <w:r>
+        <w:t>UTFPR. Modelo de Apresentação Institucional.</w:t>
+      </w:r>
+    </w:p>
+    <w:p>
+      <w:pPr>
+        <w:numPr>
+          <w:ilvl w:val="0"/>
+          <w:numId w:val="3"/>
+        </w:numPr>
+        <w:pBdr>
+          <w:top w:val="nil"/>
+          <w:left w:val="nil"/>
+          <w:bottom w:val="nil"/>
+          <w:right w:val="nil"/>
+          <w:between w:val="nil"/>
+        </w:pBdr>
+        <w:spacing w:line="360" w:lineRule="auto"/>
+      </w:pPr>
+      <w:r>
+        <w:rPr>
+          <w:lang w:val="en-US"/>
+        </w:rPr>
+        <w:t>SHITOLE, Harshwardhan P.; DIVEKAR, S. Y. Secure email software using e-smtp. </w:t>
+      </w:r>
+      <w:r>
+        <w:rPr>
+          <w:b/>
+          <w:bCs/>
+        </w:rPr>
+        <w:t xml:space="preserve">Int. Res. J. Eng. </w:t>
+      </w:r>
+      <w:proofErr w:type="spellStart"/>
+      <w:r>
+        <w:rPr>
+          <w:b/>
+          <w:bCs/>
+        </w:rPr>
+        <w:t>Technol</w:t>
+      </w:r>
+      <w:proofErr w:type="spellEnd"/>
+      <w:r>
+        <w:t>, p. 3967-3971, 2019.</w:t>
+      </w:r>
+    </w:p>
+    <w:p>
+      <w:pPr>
+        <w:numPr>
+          <w:ilvl w:val="0"/>
+          <w:numId w:val="3"/>
+        </w:numPr>
+        <w:pBdr>
+          <w:top w:val="nil"/>
+          <w:left w:val="nil"/>
+          <w:bottom w:val="nil"/>
+          <w:right w:val="nil"/>
+          <w:between w:val="nil"/>
+        </w:pBdr>
+        <w:spacing w:line="360" w:lineRule="auto"/>
+      </w:pPr>
+      <w:r>
+        <w:rPr>
+          <w:lang w:val="en-US"/>
+        </w:rPr>
+        <w:t xml:space="preserve">MODADUGU, Nagendra; RESCORLA, Eric. The Design and Implementation of Datagram TLS. </w:t>
+      </w:r>
+      <w:r>
+        <w:t>In: </w:t>
+      </w:r>
+      <w:r>
+        <w:rPr>
+          <w:b/>
+          <w:bCs/>
+        </w:rPr>
+        <w:t>NDSS</w:t>
+      </w:r>
+      <w:r>
+        <w:t>. 2004.</w:t>
+      </w:r>
+    </w:p>
+    <w:p>
+      <w:pPr>
+        <w:numPr>
+          <w:ilvl w:val="0"/>
+          <w:numId w:val="3"/>
+        </w:numPr>
+        <w:pBdr>
+          <w:top w:val="nil"/>
+          <w:left w:val="nil"/>
+          <w:bottom w:val="nil"/>
+          <w:right w:val="nil"/>
+          <w:between w:val="nil"/>
+        </w:pBdr>
+        <w:spacing w:line="360" w:lineRule="auto"/>
+      </w:pPr>
+      <w:r>
+        <w:rPr>
+          <w:lang w:val="en-US"/>
+        </w:rPr>
+        <w:t xml:space="preserve">CRISPIN, M. </w:t>
+      </w:r>
+      <w:r>
+        <w:rPr>
+          <w:b/>
+          <w:bCs/>
+          <w:lang w:val="en-US"/>
+        </w:rPr>
+        <w:t>RFC 3501</w:t>
+      </w:r>
+      <w:r>
+        <w:rPr>
+          <w:lang w:val="en-US"/>
+        </w:rPr>
+        <w:t xml:space="preserve">: Internet Message Access Protocol - Version 4rev1. </w:t>
+      </w:r>
+      <w:r>
+        <w:t xml:space="preserve">[S. l.]: IETF, 2003. Disponível em: </w:t>
+      </w:r>
+      <w:hyperlink r:id="rId9" w:tgtFrame="_blank" w:history="1">
+        <w:r>
+          <w:rPr>
+            <w:rStyle w:val="Hyperlink"/>
+          </w:rPr>
+          <w:t>https://datatracker.ietf.org/doc/html/rfc3501</w:t>
+        </w:r>
+      </w:hyperlink>
+      <w:r>
+        <w:t>. Acesso em: 26 abr. 2026.</w:t>
       </w:r>
     </w:p>
     <w:sectPr>
-      <w:pgSz w:h="15840" w:w="12240" w:orient="portrait"/>
-      <w:pgMar w:bottom="1440" w:top="1440" w:left="1440" w:right="1440" w:header="0" w:footer="720"/>
+      <w:pgSz w:w="12240" w:h="15840"/>
+      <w:pgMar w:top="1440" w:right="1440" w:bottom="1440" w:left="1440" w:header="0" w:footer="720" w:gutter="0"/>
       <w:pgNumType w:start="1"/>
+      <w:cols w:space="720"/>
     </w:sectPr>
   </w:body>
 </w:document>
 </file>
 
+<file path=word/comments.xml><?xml version="1.0" encoding="utf-8"?>
+<w:comments xmlns:wpc="http://schemas.microsoft.com/office/word/2010/wordprocessingCanvas" xmlns:cx="http://schemas.microsoft.com/office/drawing/2014/chartex" xmlns:cx1="http://schemas.microsoft.com/office/drawing/2015/9/8/chartex" xmlns:cx2="http://schemas.microsoft.com/office/drawing/2015/10/21/chartex" xmlns:cx3="http://schemas.microsoft.com/office/drawing/2016/5/9/chartex" xmlns:cx4="http://schemas.microsoft.com/office/drawing/2016/5/10/chartex" xmlns:cx5="http://schemas.microsoft.com/office/drawing/2016/5/11/chartex" xmlns:cx6="http://schemas.microsoft.com/office/drawing/2016/5/12/chartex" xmlns:cx7="http://schemas.microsoft.com/office/drawing/2016/5/13/chartex" xmlns:cx8="http://schemas.microsoft.com/office/drawing/2016/5/14/chartex" xmlns:mc="http://schemas.openxmlformats.org/markup-compatibility/2006" xmlns:aink="http://schemas.microsoft.com/office/drawing/2016/ink" xmlns:am3d="http://schemas.microsoft.com/office/drawing/2017/model3d" xmlns:o="urn:schemas-microsoft-com:office:office" xmlns:oel="http://schemas.microsoft.com/office/2019/extlst" xmlns:r="http://schemas.openxmlformats.org/officeDocument/2006/relationships" xmlns:m="http://schemas.openxmlformats.org/officeDocument/2006/math" xmlns:v="urn:schemas-microsoft-com:vml" xmlns:wp14="http://schemas.microsoft.com/office/word/2010/wordprocessingDrawing" xmlns:wp="http://schemas.openxmlformats.org/drawingml/2006/wordprocessingDrawing" xmlns:w10="urn:schemas-microsoft-com:office:word" xmlns:w="http://schemas.openxmlformats.org/wordprocessingml/2006/main" xmlns:w14="http://schemas.microsoft.com/office/word/2010/wordml" xmlns:w15="http://schemas.microsoft.com/office/word/2012/wordml" xmlns:w16cex="http://schemas.microsoft.com/office/word/2018/wordml/cex" xmlns:w16cid="http://schemas.microsoft.com/office/word/2016/wordml/cid" xmlns:w16="http://schemas.microsoft.com/office/word/2018/wordml" xmlns:w16du="http://schemas.microsoft.com/office/word/2023/wordml/word16du" xmlns:w16sdtdh="http://schemas.microsoft.com/office/word/2020/wordml/sdtdatahash" xmlns:w16sdtfl="http://schemas.microsoft.com/office/word/2024/wordml/sdtformatlock" xmlns:w16se="http://schemas.microsoft.com/office/word/2015/wordml/symex" xmlns:wpg="http://schemas.microsoft.com/office/word/2010/wordprocessingGroup" xmlns:wpi="http://schemas.microsoft.com/office/word/2010/wordprocessingInk" xmlns:wne="http://schemas.microsoft.com/office/word/2006/wordml" xmlns:wps="http://schemas.microsoft.com/office/word/2010/wordprocessingShape" mc:Ignorable="w14 w15 w16se w16cid w16 w16cex w16sdtdh w16sdtfl w16du wp14">
+  <w:comment w:id="0" w:author="Gustavo" w:date="2026-04-25T20:48:00Z" w:initials="GD">
+    <w:p>
+      <w:pPr>
+        <w:pStyle w:val="Textodecomentrio"/>
+      </w:pPr>
+      <w:r>
+        <w:rPr>
+          <w:rStyle w:val="Refdecomentrio"/>
+        </w:rPr>
+        <w:annotationRef/>
+      </w:r>
+    </w:p>
+  </w:comment>
+  <w:comment w:id="1" w:author="Gustavo" w:date="2026-04-25T23:07:00Z" w:initials="GD">
+    <w:p>
+      <w:pPr>
+        <w:pStyle w:val="Textodecomentrio"/>
+      </w:pPr>
+      <w:r>
+        <w:rPr>
+          <w:rStyle w:val="Refdecomentrio"/>
+        </w:rPr>
+        <w:annotationRef/>
+      </w:r>
+    </w:p>
+  </w:comment>
+</w:comments>
+</file>
+
+<file path=word/commentsExtended.xml><?xml version="1.0" encoding="utf-8"?>
+<w15:commentsEx xmlns:wpc="http://schemas.microsoft.com/office/word/2010/wordprocessingCanvas" xmlns:cx="http://schemas.microsoft.com/office/drawing/2014/chartex" xmlns:cx1="http://schemas.microsoft.com/office/drawing/2015/9/8/chartex" xmlns:cx2="http://schemas.microsoft.com/office/drawing/2015/10/21/chartex" xmlns:cx3="http://schemas.microsoft.com/office/drawing/2016/5/9/chartex" xmlns:cx4="http://schemas.microsoft.com/office/drawing/2016/5/10/chartex" xmlns:cx5="http://schemas.microsoft.com/office/drawing/2016/5/11/chartex" xmlns:cx6="http://schemas.microsoft.com/office/drawing/2016/5/12/chartex" xmlns:cx7="http://schemas.microsoft.com/office/drawing/2016/5/13/chartex" xmlns:cx8="http://schemas.microsoft.com/office/drawing/2016/5/14/chartex" xmlns:mc="http://schemas.openxmlformats.org/markup-compatibility/2006" xmlns:aink="http://schemas.microsoft.com/office/drawing/2016/ink" xmlns:am3d="http://schemas.microsoft.com/office/drawing/2017/model3d" xmlns:o="urn:schemas-microsoft-com:office:office" xmlns:oel="http://schemas.microsoft.com/office/2019/extlst" xmlns:r="http://schemas.openxmlformats.org/officeDocument/2006/relationships" xmlns:m="http://schemas.openxmlformats.org/officeDocument/2006/math" xmlns:v="urn:schemas-microsoft-com:vml" xmlns:wp14="http://schemas.microsoft.com/office/word/2010/wordprocessingDrawing" xmlns:wp="http://schemas.openxmlformats.org/drawingml/2006/wordprocessingDrawing" xmlns:w10="urn:schemas-microsoft-com:office:word" xmlns:w="http://schemas.openxmlformats.org/wordprocessingml/2006/main" xmlns:w14="http://schemas.microsoft.com/office/word/2010/wordml" xmlns:w15="http://schemas.microsoft.com/office/word/2012/wordml" xmlns:w16cex="http://schemas.microsoft.com/office/word/2018/wordml/cex" xmlns:w16cid="http://schemas.microsoft.com/office/word/2016/wordml/cid" xmlns:w16="http://schemas.microsoft.com/office/word/2018/wordml" xmlns:w16du="http://schemas.microsoft.com/office/word/2023/wordml/word16du" xmlns:w16sdtdh="http://schemas.microsoft.com/office/word/2020/wordml/sdtdatahash" xmlns:w16sdtfl="http://schemas.microsoft.com/office/word/2024/wordml/sdtformatlock" xmlns:w16se="http://schemas.microsoft.com/office/word/2015/wordml/symex" xmlns:wpg="http://schemas.microsoft.com/office/word/2010/wordprocessingGroup" xmlns:wpi="http://schemas.microsoft.com/office/word/2010/wordprocessingInk" xmlns:wne="http://schemas.microsoft.com/office/word/2006/wordml" xmlns:wps="http://schemas.microsoft.com/office/word/2010/wordprocessingShape" mc:Ignorable="w14 w15 w16se w16cid w16 w16cex w16sdtdh w16sdtfl w16du wp14">
+  <w15:commentEx w15:paraId="53A55A34" w15:done="1"/>
+  <w15:commentEx w15:paraId="6BA003A2" w15:done="0"/>
+</w15:commentsEx>
+</file>
+
+<file path=word/commentsExtensible.xml><?xml version="1.0" encoding="utf-8"?>
+<w16cex:commentsExtensible xmlns:wpc="http://schemas.microsoft.com/office/word/2010/wordprocessingCanvas" xmlns:cx="http://schemas.microsoft.com/office/drawing/2014/chartex" xmlns:cx1="http://schemas.microsoft.com/office/drawing/2015/9/8/chartex" xmlns:cx2="http://schemas.microsoft.com/office/drawing/2015/10/21/chartex" xmlns:cx3="http://schemas.microsoft.com/office/drawing/2016/5/9/chartex" xmlns:cx4="http://schemas.microsoft.com/office/drawing/2016/5/10/chartex" xmlns:cx5="http://schemas.microsoft.com/office/drawing/2016/5/11/chartex" xmlns:cx6="http://schemas.microsoft.com/office/drawing/2016/5/12/chartex" xmlns:cx7="http://schemas.microsoft.com/office/drawing/2016/5/13/chartex" xmlns:cx8="http://schemas.microsoft.com/office/drawing/2016/5/14/chartex" xmlns:cr="http://schemas.microsoft.com/office/comments/2020/reactions" xmlns:mc="http://schemas.openxmlformats.org/markup-compatibility/2006" xmlns:aink="http://schemas.microsoft.com/office/drawing/2016/ink" xmlns:am3d="http://schemas.microsoft.com/office/drawing/2017/model3d" xmlns:o="urn:schemas-microsoft-com:office:office" xmlns:oel="http://schemas.microsoft.com/office/2019/extlst" xmlns:r="http://schemas.openxmlformats.org/officeDocument/2006/relationships" xmlns:m="http://schemas.openxmlformats.org/officeDocument/2006/math" xmlns:v="urn:schemas-microsoft-com:vml" xmlns:wp14="http://schemas.microsoft.com/office/word/2010/wordprocessingDrawing" xmlns:wp="http://schemas.openxmlformats.org/drawingml/2006/wordprocessingDrawing" xmlns:w10="urn:schemas-microsoft-com:office:word" xmlns:w="http://schemas.openxmlformats.org/wordprocessingml/2006/main" xmlns:w14="http://schemas.microsoft.com/office/word/2010/wordml" xmlns:w15="http://schemas.microsoft.com/office/word/2012/wordml" xmlns:w16cex="http://schemas.microsoft.com/office/word/2018/wordml/cex" xmlns:w16cid="http://schemas.microsoft.com/office/word/2016/wordml/cid" xmlns:w16="http://schemas.microsoft.com/office/word/2018/wordml" xmlns:w16du="http://schemas.microsoft.com/office/word/2023/wordml/word16du" xmlns:w16sdtdh="http://schemas.microsoft.com/office/word/2020/wordml/sdtdatahash" xmlns:w16sdtfl="http://schemas.microsoft.com/office/word/2024/wordml/sdtformatlock" xmlns:w16se="http://schemas.microsoft.com/office/word/2015/wordml/symex" xmlns:wpg="http://schemas.microsoft.com/office/word/2010/wordprocessingGroup" xmlns:wpi="http://schemas.microsoft.com/office/word/2010/wordprocessingInk" xmlns:wne="http://schemas.microsoft.com/office/word/2006/wordml" xmlns:wps="http://schemas.microsoft.com/office/word/2010/wordprocessingShape" mc:Ignorable="w14 w15 w16se w16cid w16 w16cex w16sdtdh w16sdtfl cr w16du wp14">
+  <w16cex:commentExtensible w16cex:durableId="560A565C" w16cex:dateUtc="2026-04-25T23:48:00Z"/>
+  <w16cex:commentExtensible w16cex:durableId="32B18319" w16cex:dateUtc="2026-04-26T02:07:00Z"/>
+</w16cex:commentsExtensible>
+</file>
+
+<file path=word/commentsIds.xml><?xml version="1.0" encoding="utf-8"?>
+<w16cid:commentsIds xmlns:wpc="http://schemas.microsoft.com/office/word/2010/wordprocessingCanvas" xmlns:cx="http://schemas.microsoft.com/office/drawing/2014/chartex" xmlns:cx1="http://schemas.microsoft.com/office/drawing/2015/9/8/chartex" xmlns:cx2="http://schemas.microsoft.com/office/drawing/2015/10/21/chartex" xmlns:cx3="http://schemas.microsoft.com/office/drawing/2016/5/9/chartex" xmlns:cx4="http://schemas.microsoft.com/office/drawing/2016/5/10/chartex" xmlns:cx5="http://schemas.microsoft.com/office/drawing/2016/5/11/chartex" xmlns:cx6="http://schemas.microsoft.com/office/drawing/2016/5/12/chartex" xmlns:cx7="http://schemas.microsoft.com/office/drawing/2016/5/13/chartex" xmlns:cx8="http://schemas.microsoft.com/office/drawing/2016/5/14/chartex" xmlns:mc="http://schemas.openxmlformats.org/markup-compatibility/2006" xmlns:aink="http://schemas.microsoft.com/office/drawing/2016/ink" xmlns:am3d="http://schemas.microsoft.com/office/drawing/2017/model3d" xmlns:o="urn:schemas-microsoft-com:office:office" xmlns:oel="http://schemas.microsoft.com/office/2019/extlst" xmlns:r="http://schemas.openxmlformats.org/officeDocument/2006/relationships" xmlns:m="http://schemas.openxmlformats.org/officeDocument/2006/math" xmlns:v="urn:schemas-microsoft-com:vml" xmlns:wp14="http://schemas.microsoft.com/office/word/2010/wordprocessingDrawing" xmlns:wp="http://schemas.openxmlformats.org/drawingml/2006/wordprocessingDrawing" xmlns:w10="urn:schemas-microsoft-com:office:word" xmlns:w="http://schemas.openxmlformats.org/wordprocessingml/2006/main" xmlns:w14="http://schemas.microsoft.com/office/word/2010/wordml" xmlns:w15="http://schemas.microsoft.com/office/word/2012/wordml" xmlns:w16cex="http://schemas.microsoft.com/office/word/2018/wordml/cex" xmlns:w16cid="http://schemas.microsoft.com/office/word/2016/wordml/cid" xmlns:w16="http://schemas.microsoft.com/office/word/2018/wordml" xmlns:w16du="http://schemas.microsoft.com/office/word/2023/wordml/word16du" xmlns:w16sdtdh="http://schemas.microsoft.com/office/word/2020/wordml/sdtdatahash" xmlns:w16sdtfl="http://schemas.microsoft.com/office/word/2024/wordml/sdtformatlock" xmlns:w16se="http://schemas.microsoft.com/office/word/2015/wordml/symex" xmlns:wpg="http://schemas.microsoft.com/office/word/2010/wordprocessingGroup" xmlns:wpi="http://schemas.microsoft.com/office/word/2010/wordprocessingInk" xmlns:wne="http://schemas.microsoft.com/office/word/2006/wordml" xmlns:wps="http://schemas.microsoft.com/office/word/2010/wordprocessingShape" mc:Ignorable="w14 w15 w16se w16cid w16 w16cex w16sdtdh w16sdtfl w16du wp14">
+  <w16cid:commentId w16cid:paraId="53A55A34" w16cid:durableId="560A565C"/>
+  <w16cid:commentId w16cid:paraId="6BA003A2" w16cid:durableId="32B18319"/>
+</w16cid:commentsIds>
+</file>
+
 <file path=word/numbering.xml><?xml version="1.0" encoding="utf-8"?>
-<w:numbering xmlns:mc="http://schemas.openxmlformats.org/markup-compatibility/2006" xmlns:o="urn:schemas-microsoft-com:office:office" xmlns:r="http://schemas.openxmlformats.org/officeDocument/2006/relationships" xmlns:m="http://schemas.openxmlformats.org/officeDocument/2006/math" xmlns:v="urn:schemas-microsoft-com:vml" xmlns:wp="http://schemas.openxmlformats.org/drawingml/2006/wordprocessingDrawing" xmlns:w10="urn:schemas-microsoft-com:office:word" xmlns:w="http://schemas.openxmlformats.org/wordprocessingml/2006/main" xmlns:wne="http://schemas.microsoft.com/office/word/2006/wordml" xmlns:sl="http://schemas.openxmlformats.org/schemaLibrary/2006/main" xmlns:a="http://schemas.openxmlformats.org/drawingml/2006/main" xmlns:pic="http://schemas.openxmlformats.org/drawingml/2006/picture" xmlns:c="http://schemas.openxmlformats.org/drawingml/2006/chart" xmlns:lc="http://schemas.openxmlformats.org/drawingml/2006/lockedCanvas" xmlns:dgm="http://schemas.openxmlformats.org/drawingml/2006/diagram" xmlns:wps="http://schemas.microsoft.com/office/word/2010/wordprocessingShape" xmlns:wpg="http://schemas.microsoft.com/office/word/2010/wordprocessingGroup" xmlns:w14="http://schemas.microsoft.com/office/word/2010/wordml" xmlns:w15="http://schemas.microsoft.com/office/word/2012/wordml" xmlns:w16="http://schemas.microsoft.com/office/word/2018/wordml" xmlns:w16cex="http://schemas.microsoft.com/office/word/2018/wordml/cex" xmlns:w16cid="http://schemas.microsoft.com/office/word/2016/wordml/cid" xmlns="http://schemas.microsoft.com/office/tasks/2019/documenttasks" xmlns:cr="http://schemas.microsoft.com/office/comments/2020/reactions">
-  <w:abstractNum w:abstractNumId="1">
+<w:numbering xmlns:wpc="http://schemas.microsoft.com/office/word/2010/wordprocessingCanvas" xmlns:cx="http://schemas.microsoft.com/office/drawing/2014/chartex" xmlns:cx1="http://schemas.microsoft.com/office/drawing/2015/9/8/chartex" xmlns:cx2="http://schemas.microsoft.com/office/drawing/2015/10/21/chartex" xmlns:cx3="http://schemas.microsoft.com/office/drawing/2016/5/9/chartex" xmlns:cx4="http://schemas.microsoft.com/office/drawing/2016/5/10/chartex" xmlns:cx5="http://schemas.microsoft.com/office/drawing/2016/5/11/chartex" xmlns:cx6="http://schemas.microsoft.com/office/drawing/2016/5/12/chartex" xmlns:cx7="http://schemas.microsoft.com/office/drawing/2016/5/13/chartex" xmlns:cx8="http://schemas.microsoft.com/office/drawing/2016/5/14/chartex" xmlns:mc="http://schemas.openxmlformats.org/markup-compatibility/2006" xmlns:aink="http://schemas.microsoft.com/office/drawing/2016/ink" xmlns:am3d="http://schemas.microsoft.com/office/drawing/2017/model3d" xmlns:o="urn:schemas-microsoft-com:office:office" xmlns:oel="http://schemas.microsoft.com/office/2019/extlst" xmlns:r="http://schemas.openxmlformats.org/officeDocument/2006/relationships" xmlns:m="http://schemas.openxmlformats.org/officeDocument/2006/math" xmlns:v="urn:schemas-microsoft-com:vml" xmlns:wp14="http://schemas.microsoft.com/office/word/2010/wordprocessingDrawing" xmlns:wp="http://schemas.openxmlformats.org/drawingml/2006/wordprocessingDrawing" xmlns:w10="urn:schemas-microsoft-com:office:word" xmlns:w="http://schemas.openxmlformats.org/wordprocessingml/2006/main" xmlns:w14="http://schemas.microsoft.com/office/word/2010/wordml" xmlns:w15="http://schemas.microsoft.com/office/word/2012/wordml" xmlns:w16cex="http://schemas.microsoft.com/office/word/2018/wordml/cex" xmlns:w16cid="http://schemas.microsoft.com/office/word/2016/wordml/cid" xmlns:w16="http://schemas.microsoft.com/office/word/2018/wordml" xmlns:w16du="http://schemas.microsoft.com/office/word/2023/wordml/word16du" xmlns:w16sdtdh="http://schemas.microsoft.com/office/word/2020/wordml/sdtdatahash" xmlns:w16sdtfl="http://schemas.microsoft.com/office/word/2024/wordml/sdtformatlock" xmlns:w16se="http://schemas.microsoft.com/office/word/2015/wordml/symex" xmlns:wpg="http://schemas.microsoft.com/office/word/2010/wordprocessingGroup" xmlns:wpi="http://schemas.microsoft.com/office/word/2010/wordprocessingInk" xmlns:wne="http://schemas.microsoft.com/office/word/2006/wordml" xmlns:wps="http://schemas.microsoft.com/office/word/2010/wordprocessingShape" mc:Ignorable="w14 w15 w16se w16cid w16 w16cex w16sdtdh w16sdtfl w16du wp14">
+  <w:abstractNum w:abstractNumId="0" w15:restartNumberingAfterBreak="0">
+    <w:nsid w:val="3D0E7EA5"/>
+    <w:multiLevelType w:val="multilevel"/>
+    <w:tmpl w:val="CC02F70E"/>
     <w:lvl w:ilvl="0">
       <w:start w:val="1"/>
       <w:numFmt w:val="bullet"/>
@@ -1147,7 +1468,7 @@
         <w:ind w:left="600" w:hanging="360"/>
       </w:pPr>
       <w:rPr>
-        <w:rFonts w:ascii="Arial" w:cs="Arial" w:eastAsia="Arial" w:hAnsi="Arial"/>
+        <w:rFonts w:ascii="Arial" w:eastAsia="Arial" w:hAnsi="Arial" w:cs="Arial"/>
         <w:b w:val="0"/>
         <w:bCs w:val="0"/>
         <w:i w:val="0"/>
@@ -1158,7 +1479,7 @@
         <w:sz w:val="22"/>
         <w:szCs w:val="22"/>
         <w:u w:val="none"/>
-        <w:shd w:fill="auto" w:val="clear"/>
+        <w:shd w:val="clear" w:color="auto" w:fill="auto"/>
         <w:vertAlign w:val="baseline"/>
       </w:rPr>
     </w:lvl>
@@ -1171,7 +1492,7 @@
         <w:ind w:left="1440" w:hanging="360"/>
       </w:pPr>
       <w:rPr>
-        <w:rFonts w:ascii="Arial" w:cs="Arial" w:eastAsia="Arial" w:hAnsi="Arial"/>
+        <w:rFonts w:ascii="Arial" w:eastAsia="Arial" w:hAnsi="Arial" w:cs="Arial"/>
         <w:b w:val="0"/>
         <w:bCs w:val="0"/>
         <w:i w:val="0"/>
@@ -1182,7 +1503,7 @@
         <w:sz w:val="22"/>
         <w:szCs w:val="22"/>
         <w:u w:val="none"/>
-        <w:shd w:fill="auto" w:val="clear"/>
+        <w:shd w:val="clear" w:color="auto" w:fill="auto"/>
         <w:vertAlign w:val="baseline"/>
       </w:rPr>
     </w:lvl>
@@ -1195,7 +1516,7 @@
         <w:ind w:left="2160" w:hanging="360"/>
       </w:pPr>
       <w:rPr>
-        <w:rFonts w:ascii="Arial" w:cs="Arial" w:eastAsia="Arial" w:hAnsi="Arial"/>
+        <w:rFonts w:ascii="Arial" w:eastAsia="Arial" w:hAnsi="Arial" w:cs="Arial"/>
         <w:b w:val="0"/>
         <w:bCs w:val="0"/>
         <w:i w:val="0"/>
@@ -1206,7 +1527,7 @@
         <w:sz w:val="22"/>
         <w:szCs w:val="22"/>
         <w:u w:val="none"/>
-        <w:shd w:fill="auto" w:val="clear"/>
+        <w:shd w:val="clear" w:color="auto" w:fill="auto"/>
         <w:vertAlign w:val="baseline"/>
       </w:rPr>
     </w:lvl>
@@ -1219,7 +1540,7 @@
         <w:ind w:left="2880" w:hanging="360"/>
       </w:pPr>
       <w:rPr>
-        <w:rFonts w:ascii="Arial" w:cs="Arial" w:eastAsia="Arial" w:hAnsi="Arial"/>
+        <w:rFonts w:ascii="Arial" w:eastAsia="Arial" w:hAnsi="Arial" w:cs="Arial"/>
         <w:b w:val="0"/>
         <w:bCs w:val="0"/>
         <w:i w:val="0"/>
@@ -1230,7 +1551,7 @@
         <w:sz w:val="22"/>
         <w:szCs w:val="22"/>
         <w:u w:val="none"/>
-        <w:shd w:fill="auto" w:val="clear"/>
+        <w:shd w:val="clear" w:color="auto" w:fill="auto"/>
         <w:vertAlign w:val="baseline"/>
       </w:rPr>
     </w:lvl>
@@ -1243,7 +1564,7 @@
         <w:ind w:left="3600" w:hanging="360"/>
       </w:pPr>
       <w:rPr>
-        <w:rFonts w:ascii="Arial" w:cs="Arial" w:eastAsia="Arial" w:hAnsi="Arial"/>
+        <w:rFonts w:ascii="Arial" w:eastAsia="Arial" w:hAnsi="Arial" w:cs="Arial"/>
         <w:b w:val="0"/>
         <w:bCs w:val="0"/>
         <w:i w:val="0"/>
@@ -1254,7 +1575,7 @@
         <w:sz w:val="22"/>
         <w:szCs w:val="22"/>
         <w:u w:val="none"/>
-        <w:shd w:fill="auto" w:val="clear"/>
+        <w:shd w:val="clear" w:color="auto" w:fill="auto"/>
         <w:vertAlign w:val="baseline"/>
       </w:rPr>
     </w:lvl>
@@ -1267,7 +1588,7 @@
         <w:ind w:left="4320" w:hanging="360"/>
       </w:pPr>
       <w:rPr>
-        <w:rFonts w:ascii="Arial" w:cs="Arial" w:eastAsia="Arial" w:hAnsi="Arial"/>
+        <w:rFonts w:ascii="Arial" w:eastAsia="Arial" w:hAnsi="Arial" w:cs="Arial"/>
         <w:b w:val="0"/>
         <w:bCs w:val="0"/>
         <w:i w:val="0"/>
@@ -1278,7 +1599,7 @@
         <w:sz w:val="22"/>
         <w:szCs w:val="22"/>
         <w:u w:val="none"/>
-        <w:shd w:fill="auto" w:val="clear"/>
+        <w:shd w:val="clear" w:color="auto" w:fill="auto"/>
         <w:vertAlign w:val="baseline"/>
       </w:rPr>
     </w:lvl>
@@ -1291,7 +1612,7 @@
         <w:ind w:left="5040" w:hanging="360"/>
       </w:pPr>
       <w:rPr>
-        <w:rFonts w:ascii="Arial" w:cs="Arial" w:eastAsia="Arial" w:hAnsi="Arial"/>
+        <w:rFonts w:ascii="Arial" w:eastAsia="Arial" w:hAnsi="Arial" w:cs="Arial"/>
         <w:b w:val="0"/>
         <w:bCs w:val="0"/>
         <w:i w:val="0"/>
@@ -1302,7 +1623,7 @@
         <w:sz w:val="22"/>
         <w:szCs w:val="22"/>
         <w:u w:val="none"/>
-        <w:shd w:fill="auto" w:val="clear"/>
+        <w:shd w:val="clear" w:color="auto" w:fill="auto"/>
         <w:vertAlign w:val="baseline"/>
       </w:rPr>
     </w:lvl>
@@ -1315,7 +1636,7 @@
         <w:ind w:left="5760" w:hanging="360"/>
       </w:pPr>
       <w:rPr>
-        <w:rFonts w:ascii="Arial" w:cs="Arial" w:eastAsia="Arial" w:hAnsi="Arial"/>
+        <w:rFonts w:ascii="Arial" w:eastAsia="Arial" w:hAnsi="Arial" w:cs="Arial"/>
         <w:b w:val="0"/>
         <w:bCs w:val="0"/>
         <w:i w:val="0"/>
@@ -1326,7 +1647,7 @@
         <w:sz w:val="22"/>
         <w:szCs w:val="22"/>
         <w:u w:val="none"/>
-        <w:shd w:fill="auto" w:val="clear"/>
+        <w:shd w:val="clear" w:color="auto" w:fill="auto"/>
         <w:vertAlign w:val="baseline"/>
       </w:rPr>
     </w:lvl>
@@ -1339,7 +1660,7 @@
         <w:ind w:left="6480" w:hanging="360"/>
       </w:pPr>
       <w:rPr>
-        <w:rFonts w:ascii="Arial" w:cs="Arial" w:eastAsia="Arial" w:hAnsi="Arial"/>
+        <w:rFonts w:ascii="Arial" w:eastAsia="Arial" w:hAnsi="Arial" w:cs="Arial"/>
         <w:b w:val="0"/>
         <w:bCs w:val="0"/>
         <w:i w:val="0"/>
@@ -1350,12 +1671,15 @@
         <w:sz w:val="22"/>
         <w:szCs w:val="22"/>
         <w:u w:val="none"/>
-        <w:shd w:fill="auto" w:val="clear"/>
+        <w:shd w:val="clear" w:color="auto" w:fill="auto"/>
         <w:vertAlign w:val="baseline"/>
       </w:rPr>
     </w:lvl>
   </w:abstractNum>
-  <w:abstractNum w:abstractNumId="2">
+  <w:abstractNum w:abstractNumId="1" w15:restartNumberingAfterBreak="0">
+    <w:nsid w:val="51D940BB"/>
+    <w:multiLevelType w:val="multilevel"/>
+    <w:tmpl w:val="18EC86FA"/>
     <w:lvl w:ilvl="0">
       <w:start w:val="1"/>
       <w:numFmt w:val="decimal"/>
@@ -1365,7 +1689,7 @@
         <w:ind w:left="600" w:hanging="360"/>
       </w:pPr>
       <w:rPr>
-        <w:rFonts w:ascii="Arial" w:cs="Arial" w:eastAsia="Arial" w:hAnsi="Arial"/>
+        <w:rFonts w:ascii="Arial" w:eastAsia="Arial" w:hAnsi="Arial" w:cs="Arial"/>
         <w:b w:val="0"/>
         <w:bCs w:val="0"/>
         <w:i w:val="0"/>
@@ -1376,7 +1700,7 @@
         <w:sz w:val="22"/>
         <w:szCs w:val="22"/>
         <w:u w:val="none"/>
-        <w:shd w:fill="auto" w:val="clear"/>
+        <w:shd w:val="clear" w:color="auto" w:fill="auto"/>
         <w:vertAlign w:val="baseline"/>
       </w:rPr>
     </w:lvl>
@@ -1389,7 +1713,7 @@
         <w:ind w:left="1440" w:hanging="360"/>
       </w:pPr>
       <w:rPr>
-        <w:rFonts w:ascii="Arial" w:cs="Arial" w:eastAsia="Arial" w:hAnsi="Arial"/>
+        <w:rFonts w:ascii="Arial" w:eastAsia="Arial" w:hAnsi="Arial" w:cs="Arial"/>
         <w:b w:val="0"/>
         <w:bCs w:val="0"/>
         <w:i w:val="0"/>
@@ -1400,7 +1724,7 @@
         <w:sz w:val="22"/>
         <w:szCs w:val="22"/>
         <w:u w:val="none"/>
-        <w:shd w:fill="auto" w:val="clear"/>
+        <w:shd w:val="clear" w:color="auto" w:fill="auto"/>
         <w:vertAlign w:val="baseline"/>
       </w:rPr>
     </w:lvl>
@@ -1413,7 +1737,7 @@
         <w:ind w:left="2160" w:hanging="360"/>
       </w:pPr>
       <w:rPr>
-        <w:rFonts w:ascii="Arial" w:cs="Arial" w:eastAsia="Arial" w:hAnsi="Arial"/>
+        <w:rFonts w:ascii="Arial" w:eastAsia="Arial" w:hAnsi="Arial" w:cs="Arial"/>
         <w:b w:val="0"/>
         <w:bCs w:val="0"/>
         <w:i w:val="0"/>
@@ -1424,7 +1748,7 @@
         <w:sz w:val="22"/>
         <w:szCs w:val="22"/>
         <w:u w:val="none"/>
-        <w:shd w:fill="auto" w:val="clear"/>
+        <w:shd w:val="clear" w:color="auto" w:fill="auto"/>
         <w:vertAlign w:val="baseline"/>
       </w:rPr>
     </w:lvl>
@@ -1437,7 +1761,7 @@
         <w:ind w:left="2880" w:hanging="360"/>
       </w:pPr>
       <w:rPr>
-        <w:rFonts w:ascii="Arial" w:cs="Arial" w:eastAsia="Arial" w:hAnsi="Arial"/>
+        <w:rFonts w:ascii="Arial" w:eastAsia="Arial" w:hAnsi="Arial" w:cs="Arial"/>
         <w:b w:val="0"/>
         <w:bCs w:val="0"/>
         <w:i w:val="0"/>
@@ -1448,7 +1772,7 @@
         <w:sz w:val="22"/>
         <w:szCs w:val="22"/>
         <w:u w:val="none"/>
-        <w:shd w:fill="auto" w:val="clear"/>
+        <w:shd w:val="clear" w:color="auto" w:fill="auto"/>
         <w:vertAlign w:val="baseline"/>
       </w:rPr>
     </w:lvl>
@@ -1461,7 +1785,7 @@
         <w:ind w:left="3600" w:hanging="360"/>
       </w:pPr>
       <w:rPr>
-        <w:rFonts w:ascii="Arial" w:cs="Arial" w:eastAsia="Arial" w:hAnsi="Arial"/>
+        <w:rFonts w:ascii="Arial" w:eastAsia="Arial" w:hAnsi="Arial" w:cs="Arial"/>
         <w:b w:val="0"/>
         <w:bCs w:val="0"/>
         <w:i w:val="0"/>
@@ -1472,7 +1796,7 @@
         <w:sz w:val="22"/>
         <w:szCs w:val="22"/>
         <w:u w:val="none"/>
-        <w:shd w:fill="auto" w:val="clear"/>
+        <w:shd w:val="clear" w:color="auto" w:fill="auto"/>
         <w:vertAlign w:val="baseline"/>
       </w:rPr>
     </w:lvl>
@@ -1485,7 +1809,7 @@
         <w:ind w:left="4320" w:hanging="360"/>
       </w:pPr>
       <w:rPr>
-        <w:rFonts w:ascii="Arial" w:cs="Arial" w:eastAsia="Arial" w:hAnsi="Arial"/>
+        <w:rFonts w:ascii="Arial" w:eastAsia="Arial" w:hAnsi="Arial" w:cs="Arial"/>
         <w:b w:val="0"/>
         <w:bCs w:val="0"/>
         <w:i w:val="0"/>
@@ -1496,7 +1820,7 @@
         <w:sz w:val="22"/>
         <w:szCs w:val="22"/>
         <w:u w:val="none"/>
-        <w:shd w:fill="auto" w:val="clear"/>
+        <w:shd w:val="clear" w:color="auto" w:fill="auto"/>
         <w:vertAlign w:val="baseline"/>
       </w:rPr>
     </w:lvl>
@@ -1509,7 +1833,7 @@
         <w:ind w:left="5040" w:hanging="360"/>
       </w:pPr>
       <w:rPr>
-        <w:rFonts w:ascii="Arial" w:cs="Arial" w:eastAsia="Arial" w:hAnsi="Arial"/>
+        <w:rFonts w:ascii="Arial" w:eastAsia="Arial" w:hAnsi="Arial" w:cs="Arial"/>
         <w:b w:val="0"/>
         <w:bCs w:val="0"/>
         <w:i w:val="0"/>
@@ -1520,7 +1844,7 @@
         <w:sz w:val="22"/>
         <w:szCs w:val="22"/>
         <w:u w:val="none"/>
-        <w:shd w:fill="auto" w:val="clear"/>
+        <w:shd w:val="clear" w:color="auto" w:fill="auto"/>
         <w:vertAlign w:val="baseline"/>
       </w:rPr>
     </w:lvl>
@@ -1533,7 +1857,7 @@
         <w:ind w:left="5760" w:hanging="360"/>
       </w:pPr>
       <w:rPr>
-        <w:rFonts w:ascii="Arial" w:cs="Arial" w:eastAsia="Arial" w:hAnsi="Arial"/>
+        <w:rFonts w:ascii="Arial" w:eastAsia="Arial" w:hAnsi="Arial" w:cs="Arial"/>
         <w:b w:val="0"/>
         <w:bCs w:val="0"/>
         <w:i w:val="0"/>
@@ -1544,7 +1868,7 @@
         <w:sz w:val="22"/>
         <w:szCs w:val="22"/>
         <w:u w:val="none"/>
-        <w:shd w:fill="auto" w:val="clear"/>
+        <w:shd w:val="clear" w:color="auto" w:fill="auto"/>
         <w:vertAlign w:val="baseline"/>
       </w:rPr>
     </w:lvl>
@@ -1557,7 +1881,7 @@
         <w:ind w:left="6480" w:hanging="360"/>
       </w:pPr>
       <w:rPr>
-        <w:rFonts w:ascii="Arial" w:cs="Arial" w:eastAsia="Arial" w:hAnsi="Arial"/>
+        <w:rFonts w:ascii="Arial" w:eastAsia="Arial" w:hAnsi="Arial" w:cs="Arial"/>
         <w:b w:val="0"/>
         <w:bCs w:val="0"/>
         <w:i w:val="0"/>
@@ -1568,12 +1892,15 @@
         <w:sz w:val="22"/>
         <w:szCs w:val="22"/>
         <w:u w:val="none"/>
-        <w:shd w:fill="auto" w:val="clear"/>
+        <w:shd w:val="clear" w:color="auto" w:fill="auto"/>
         <w:vertAlign w:val="baseline"/>
       </w:rPr>
     </w:lvl>
   </w:abstractNum>
-  <w:abstractNum w:abstractNumId="3">
+  <w:abstractNum w:abstractNumId="2" w15:restartNumberingAfterBreak="0">
+    <w:nsid w:val="52FD75CB"/>
+    <w:multiLevelType w:val="multilevel"/>
+    <w:tmpl w:val="8460E29C"/>
     <w:lvl w:ilvl="0">
       <w:start w:val="1"/>
       <w:numFmt w:val="decimal"/>
@@ -1583,7 +1910,7 @@
         <w:ind w:left="600" w:hanging="360"/>
       </w:pPr>
       <w:rPr>
-        <w:rFonts w:ascii="Arial" w:cs="Arial" w:eastAsia="Arial" w:hAnsi="Arial"/>
+        <w:rFonts w:ascii="Arial" w:eastAsia="Arial" w:hAnsi="Arial" w:cs="Arial"/>
         <w:b w:val="0"/>
         <w:bCs w:val="0"/>
         <w:i w:val="0"/>
@@ -1594,7 +1921,7 @@
         <w:sz w:val="22"/>
         <w:szCs w:val="22"/>
         <w:u w:val="none"/>
-        <w:shd w:fill="auto" w:val="clear"/>
+        <w:shd w:val="clear" w:color="auto" w:fill="auto"/>
         <w:vertAlign w:val="baseline"/>
       </w:rPr>
     </w:lvl>
@@ -1607,7 +1934,7 @@
         <w:ind w:left="1440" w:hanging="360"/>
       </w:pPr>
       <w:rPr>
-        <w:rFonts w:ascii="Arial" w:cs="Arial" w:eastAsia="Arial" w:hAnsi="Arial"/>
+        <w:rFonts w:ascii="Arial" w:eastAsia="Arial" w:hAnsi="Arial" w:cs="Arial"/>
         <w:b w:val="0"/>
         <w:bCs w:val="0"/>
         <w:i w:val="0"/>
@@ -1618,7 +1945,7 @@
         <w:sz w:val="22"/>
         <w:szCs w:val="22"/>
         <w:u w:val="none"/>
-        <w:shd w:fill="auto" w:val="clear"/>
+        <w:shd w:val="clear" w:color="auto" w:fill="auto"/>
         <w:vertAlign w:val="baseline"/>
       </w:rPr>
     </w:lvl>
@@ -1631,7 +1958,7 @@
         <w:ind w:left="2160" w:hanging="360"/>
       </w:pPr>
       <w:rPr>
-        <w:rFonts w:ascii="Arial" w:cs="Arial" w:eastAsia="Arial" w:hAnsi="Arial"/>
+        <w:rFonts w:ascii="Arial" w:eastAsia="Arial" w:hAnsi="Arial" w:cs="Arial"/>
         <w:b w:val="0"/>
         <w:bCs w:val="0"/>
         <w:i w:val="0"/>
@@ -1642,7 +1969,7 @@
         <w:sz w:val="22"/>
         <w:szCs w:val="22"/>
         <w:u w:val="none"/>
-        <w:shd w:fill="auto" w:val="clear"/>
+        <w:shd w:val="clear" w:color="auto" w:fill="auto"/>
         <w:vertAlign w:val="baseline"/>
       </w:rPr>
     </w:lvl>
@@ -1655,7 +1982,7 @@
         <w:ind w:left="2880" w:hanging="360"/>
       </w:pPr>
       <w:rPr>
-        <w:rFonts w:ascii="Arial" w:cs="Arial" w:eastAsia="Arial" w:hAnsi="Arial"/>
+        <w:rFonts w:ascii="Arial" w:eastAsia="Arial" w:hAnsi="Arial" w:cs="Arial"/>
         <w:b w:val="0"/>
         <w:bCs w:val="0"/>
         <w:i w:val="0"/>
@@ -1666,7 +1993,7 @@
         <w:sz w:val="22"/>
         <w:szCs w:val="22"/>
         <w:u w:val="none"/>
-        <w:shd w:fill="auto" w:val="clear"/>
+        <w:shd w:val="clear" w:color="auto" w:fill="auto"/>
         <w:vertAlign w:val="baseline"/>
       </w:rPr>
     </w:lvl>
@@ -1679,7 +2006,7 @@
         <w:ind w:left="3600" w:hanging="360"/>
       </w:pPr>
       <w:rPr>
-        <w:rFonts w:ascii="Arial" w:cs="Arial" w:eastAsia="Arial" w:hAnsi="Arial"/>
+        <w:rFonts w:ascii="Arial" w:eastAsia="Arial" w:hAnsi="Arial" w:cs="Arial"/>
         <w:b w:val="0"/>
         <w:bCs w:val="0"/>
         <w:i w:val="0"/>
@@ -1690,7 +2017,7 @@
         <w:sz w:val="22"/>
         <w:szCs w:val="22"/>
         <w:u w:val="none"/>
-        <w:shd w:fill="auto" w:val="clear"/>
+        <w:shd w:val="clear" w:color="auto" w:fill="auto"/>
         <w:vertAlign w:val="baseline"/>
       </w:rPr>
     </w:lvl>
@@ -1703,7 +2030,7 @@
         <w:ind w:left="4320" w:hanging="360"/>
       </w:pPr>
       <w:rPr>
-        <w:rFonts w:ascii="Arial" w:cs="Arial" w:eastAsia="Arial" w:hAnsi="Arial"/>
+        <w:rFonts w:ascii="Arial" w:eastAsia="Arial" w:hAnsi="Arial" w:cs="Arial"/>
         <w:b w:val="0"/>
         <w:bCs w:val="0"/>
         <w:i w:val="0"/>
@@ -1714,7 +2041,7 @@
         <w:sz w:val="22"/>
         <w:szCs w:val="22"/>
         <w:u w:val="none"/>
-        <w:shd w:fill="auto" w:val="clear"/>
+        <w:shd w:val="clear" w:color="auto" w:fill="auto"/>
         <w:vertAlign w:val="baseline"/>
       </w:rPr>
     </w:lvl>
@@ -1727,7 +2054,7 @@
         <w:ind w:left="5040" w:hanging="360"/>
       </w:pPr>
       <w:rPr>
-        <w:rFonts w:ascii="Arial" w:cs="Arial" w:eastAsia="Arial" w:hAnsi="Arial"/>
+        <w:rFonts w:ascii="Arial" w:eastAsia="Arial" w:hAnsi="Arial" w:cs="Arial"/>
         <w:b w:val="0"/>
         <w:bCs w:val="0"/>
         <w:i w:val="0"/>
@@ -1738,7 +2065,7 @@
         <w:sz w:val="22"/>
         <w:szCs w:val="22"/>
         <w:u w:val="none"/>
-        <w:shd w:fill="auto" w:val="clear"/>
+        <w:shd w:val="clear" w:color="auto" w:fill="auto"/>
         <w:vertAlign w:val="baseline"/>
       </w:rPr>
     </w:lvl>
@@ -1751,7 +2078,7 @@
         <w:ind w:left="5760" w:hanging="360"/>
       </w:pPr>
       <w:rPr>
-        <w:rFonts w:ascii="Arial" w:cs="Arial" w:eastAsia="Arial" w:hAnsi="Arial"/>
+        <w:rFonts w:ascii="Arial" w:eastAsia="Arial" w:hAnsi="Arial" w:cs="Arial"/>
         <w:b w:val="0"/>
         <w:bCs w:val="0"/>
         <w:i w:val="0"/>
@@ -1762,7 +2089,7 @@
         <w:sz w:val="22"/>
         <w:szCs w:val="22"/>
         <w:u w:val="none"/>
-        <w:shd w:fill="auto" w:val="clear"/>
+        <w:shd w:val="clear" w:color="auto" w:fill="auto"/>
         <w:vertAlign w:val="baseline"/>
       </w:rPr>
     </w:lvl>
@@ -1775,7 +2102,7 @@
         <w:ind w:left="6480" w:hanging="360"/>
       </w:pPr>
       <w:rPr>
-        <w:rFonts w:ascii="Arial" w:cs="Arial" w:eastAsia="Arial" w:hAnsi="Arial"/>
+        <w:rFonts w:ascii="Arial" w:eastAsia="Arial" w:hAnsi="Arial" w:cs="Arial"/>
         <w:b w:val="0"/>
         <w:bCs w:val="0"/>
         <w:i w:val="0"/>
@@ -1786,31 +2113,40 @@
         <w:sz w:val="22"/>
         <w:szCs w:val="22"/>
         <w:u w:val="none"/>
-        <w:shd w:fill="auto" w:val="clear"/>
+        <w:shd w:val="clear" w:color="auto" w:fill="auto"/>
         <w:vertAlign w:val="baseline"/>
       </w:rPr>
     </w:lvl>
   </w:abstractNum>
-  <w:num w:numId="1">
-    <w:abstractNumId w:val="1"/>
+  <w:num w:numId="1" w16cid:durableId="2048872206">
+    <w:abstractNumId w:val="0"/>
   </w:num>
-  <w:num w:numId="2">
+  <w:num w:numId="2" w16cid:durableId="1372608411">
     <w:abstractNumId w:val="2"/>
   </w:num>
-  <w:num w:numId="3">
-    <w:abstractNumId w:val="3"/>
+  <w:num w:numId="3" w16cid:durableId="1853108780">
+    <w:abstractNumId w:val="1"/>
   </w:num>
 </w:numbering>
 </file>
 
+<file path=word/people.xml><?xml version="1.0" encoding="utf-8"?>
+<w15:people xmlns:wpc="http://schemas.microsoft.com/office/word/2010/wordprocessingCanvas" xmlns:cx="http://schemas.microsoft.com/office/drawing/2014/chartex" xmlns:cx1="http://schemas.microsoft.com/office/drawing/2015/9/8/chartex" xmlns:cx2="http://schemas.microsoft.com/office/drawing/2015/10/21/chartex" xmlns:cx3="http://schemas.microsoft.com/office/drawing/2016/5/9/chartex" xmlns:cx4="http://schemas.microsoft.com/office/drawing/2016/5/10/chartex" xmlns:cx5="http://schemas.microsoft.com/office/drawing/2016/5/11/chartex" xmlns:cx6="http://schemas.microsoft.com/office/drawing/2016/5/12/chartex" xmlns:cx7="http://schemas.microsoft.com/office/drawing/2016/5/13/chartex" xmlns:cx8="http://schemas.microsoft.com/office/drawing/2016/5/14/chartex" xmlns:mc="http://schemas.openxmlformats.org/markup-compatibility/2006" xmlns:aink="http://schemas.microsoft.com/office/drawing/2016/ink" xmlns:am3d="http://schemas.microsoft.com/office/drawing/2017/model3d" xmlns:o="urn:schemas-microsoft-com:office:office" xmlns:oel="http://schemas.microsoft.com/office/2019/extlst" xmlns:r="http://schemas.openxmlformats.org/officeDocument/2006/relationships" xmlns:m="http://schemas.openxmlformats.org/officeDocument/2006/math" xmlns:v="urn:schemas-microsoft-com:vml" xmlns:wp14="http://schemas.microsoft.com/office/word/2010/wordprocessingDrawing" xmlns:wp="http://schemas.openxmlformats.org/drawingml/2006/wordprocessingDrawing" xmlns:w10="urn:schemas-microsoft-com:office:word" xmlns:w="http://schemas.openxmlformats.org/wordprocessingml/2006/main" xmlns:w14="http://schemas.microsoft.com/office/word/2010/wordml" xmlns:w15="http://schemas.microsoft.com/office/word/2012/wordml" xmlns:w16cex="http://schemas.microsoft.com/office/word/2018/wordml/cex" xmlns:w16cid="http://schemas.microsoft.com/office/word/2016/wordml/cid" xmlns:w16="http://schemas.microsoft.com/office/word/2018/wordml" xmlns:w16du="http://schemas.microsoft.com/office/word/2023/wordml/word16du" xmlns:w16sdtdh="http://schemas.microsoft.com/office/word/2020/wordml/sdtdatahash" xmlns:w16sdtfl="http://schemas.microsoft.com/office/word/2024/wordml/sdtformatlock" xmlns:w16se="http://schemas.microsoft.com/office/word/2015/wordml/symex" xmlns:wpg="http://schemas.microsoft.com/office/word/2010/wordprocessingGroup" xmlns:wpi="http://schemas.microsoft.com/office/word/2010/wordprocessingInk" xmlns:wne="http://schemas.microsoft.com/office/word/2006/wordml" xmlns:wps="http://schemas.microsoft.com/office/word/2010/wordprocessingShape" mc:Ignorable="w14 w15 w16se w16cid w16 w16cex w16sdtdh w16sdtfl w16du wp14">
+  <w15:person w15:author="Gustavo">
+    <w15:presenceInfo w15:providerId="AD" w15:userId="S::gustavo@Acrescer.onmicrosoft.com::708c289c-5aea-4b24-90b9-57b85d669df6"/>
+  </w15:person>
+</w15:people>
+</file>
+
 <file path=word/styles.xml><?xml version="1.0" encoding="utf-8"?>
-<w:styles xmlns:mc="http://schemas.openxmlformats.org/markup-compatibility/2006" xmlns:o="urn:schemas-microsoft-com:office:office" xmlns:r="http://schemas.openxmlformats.org/officeDocument/2006/relationships" xmlns:m="http://schemas.openxmlformats.org/officeDocument/2006/math" xmlns:v="urn:schemas-microsoft-com:vml" xmlns:wp="http://schemas.openxmlformats.org/drawingml/2006/wordprocessingDrawing" xmlns:w10="urn:schemas-microsoft-com:office:word" xmlns:w="http://schemas.openxmlformats.org/wordprocessingml/2006/main" xmlns:wne="http://schemas.microsoft.com/office/word/2006/wordml" xmlns:sl="http://schemas.openxmlformats.org/schemaLibrary/2006/main" xmlns:a="http://schemas.openxmlformats.org/drawingml/2006/main" xmlns:pic="http://schemas.openxmlformats.org/drawingml/2006/picture" xmlns:c="http://schemas.openxmlformats.org/drawingml/2006/chart" xmlns:lc="http://schemas.openxmlformats.org/drawingml/2006/lockedCanvas" xmlns:dgm="http://schemas.openxmlformats.org/drawingml/2006/diagram" xmlns:wps="http://schemas.microsoft.com/office/word/2010/wordprocessingShape" xmlns:wpg="http://schemas.microsoft.com/office/word/2010/wordprocessingGroup" xmlns:w14="http://schemas.microsoft.com/office/word/2010/wordml" xmlns:w15="http://schemas.microsoft.com/office/word/2012/wordml" xmlns:w16="http://schemas.microsoft.com/office/word/2018/wordml" xmlns:w16cex="http://schemas.microsoft.com/office/word/2018/wordml/cex" xmlns:w16cid="http://schemas.microsoft.com/office/word/2016/wordml/cid" xmlns="http://schemas.microsoft.com/office/tasks/2019/documenttasks" xmlns:cr="http://schemas.microsoft.com/office/comments/2020/reactions">
+<w:styles xmlns:mc="http://schemas.openxmlformats.org/markup-compatibility/2006" xmlns:r="http://schemas.openxmlformats.org/officeDocument/2006/relationships" xmlns:w="http://schemas.openxmlformats.org/wordprocessingml/2006/main" xmlns:w14="http://schemas.microsoft.com/office/word/2010/wordml" xmlns:w15="http://schemas.microsoft.com/office/word/2012/wordml" xmlns:w16cex="http://schemas.microsoft.com/office/word/2018/wordml/cex" xmlns:w16cid="http://schemas.microsoft.com/office/word/2016/wordml/cid" xmlns:w16="http://schemas.microsoft.com/office/word/2018/wordml" xmlns:w16du="http://schemas.microsoft.com/office/word/2023/wordml/word16du" xmlns:w16sdtdh="http://schemas.microsoft.com/office/word/2020/wordml/sdtdatahash" xmlns:w16sdtfl="http://schemas.microsoft.com/office/word/2024/wordml/sdtformatlock" xmlns:w16se="http://schemas.microsoft.com/office/word/2015/wordml/symex" mc:Ignorable="w14 w15 w16se w16cid w16 w16cex w16sdtdh w16sdtfl w16du">
   <w:docDefaults>
     <w:rPrDefault>
       <w:rPr>
-        <w:rFonts w:ascii="Arial" w:cs="Arial" w:eastAsia="Arial" w:hAnsi="Arial"/>
+        <w:rFonts w:ascii="Arial" w:eastAsia="Arial" w:hAnsi="Arial" w:cs="Arial"/>
         <w:sz w:val="22"/>
         <w:szCs w:val="22"/>
+        <w:lang w:val="pt-BR" w:eastAsia="pt-BR" w:bidi="ar-SA"/>
       </w:rPr>
     </w:rPrDefault>
     <w:pPrDefault>
@@ -1819,206 +2155,709 @@
       </w:pPr>
     </w:pPrDefault>
   </w:docDefaults>
-  <w:style w:type="table" w:styleId="TableNormal" w:default="1">
-    <w:name w:val="TableNormal"/>
-    <w:tblPr>
-      <w:tblCellMar>
-        <w:top w:w="100.0" w:type="dxa"/>
-        <w:left w:w="100.0" w:type="dxa"/>
-        <w:bottom w:w="100.0" w:type="dxa"/>
-        <w:right w:w="100.0" w:type="dxa"/>
-      </w:tblCellMar>
-    </w:tblPr>
+  <w:latentStyles w:defLockedState="0" w:defUIPriority="99" w:defSemiHidden="0" w:defUnhideWhenUsed="0" w:defQFormat="0" w:count="376">
+    <w:lsdException w:name="Normal" w:uiPriority="0" w:qFormat="1"/>
+    <w:lsdException w:name="heading 1" w:uiPriority="9" w:qFormat="1"/>
+    <w:lsdException w:name="heading 2" w:semiHidden="1" w:uiPriority="9" w:unhideWhenUsed="1" w:qFormat="1"/>
+    <w:lsdException w:name="heading 3" w:semiHidden="1" w:uiPriority="9" w:unhideWhenUsed="1" w:qFormat="1"/>
+    <w:lsdException w:name="heading 4" w:semiHidden="1" w:uiPriority="9" w:unhideWhenUsed="1" w:qFormat="1"/>
+    <w:lsdException w:name="heading 5" w:semiHidden="1" w:uiPriority="9" w:unhideWhenUsed="1" w:qFormat="1"/>
+    <w:lsdException w:name="heading 6" w:semiHidden="1" w:uiPriority="9" w:unhideWhenUsed="1" w:qFormat="1"/>
+    <w:lsdException w:name="heading 7" w:semiHidden="1" w:uiPriority="9" w:unhideWhenUsed="1" w:qFormat="1"/>
+    <w:lsdException w:name="heading 8" w:semiHidden="1" w:uiPriority="9" w:unhideWhenUsed="1" w:qFormat="1"/>
+    <w:lsdException w:name="heading 9" w:semiHidden="1" w:uiPriority="9" w:unhideWhenUsed="1" w:qFormat="1"/>
+    <w:lsdException w:name="index 1" w:semiHidden="1" w:unhideWhenUsed="1"/>
+    <w:lsdException w:name="index 2" w:semiHidden="1" w:unhideWhenUsed="1"/>
+    <w:lsdException w:name="index 3" w:semiHidden="1" w:unhideWhenUsed="1"/>
+    <w:lsdException w:name="index 4" w:semiHidden="1" w:unhideWhenUsed="1"/>
+    <w:lsdException w:name="index 5" w:semiHidden="1" w:unhideWhenUsed="1"/>
+    <w:lsdException w:name="index 6" w:semiHidden="1" w:unhideWhenUsed="1"/>
+    <w:lsdException w:name="index 7" w:semiHidden="1" w:unhideWhenUsed="1"/>
+    <w:lsdException w:name="index 8" w:semiHidden="1" w:unhideWhenUsed="1"/>
+    <w:lsdException w:name="index 9" w:semiHidden="1" w:unhideWhenUsed="1"/>
+    <w:lsdException w:name="toc 1" w:semiHidden="1" w:uiPriority="39" w:unhideWhenUsed="1"/>
+    <w:lsdException w:name="toc 2" w:semiHidden="1" w:uiPriority="39" w:unhideWhenUsed="1"/>
+    <w:lsdException w:name="toc 3" w:semiHidden="1" w:uiPriority="39" w:unhideWhenUsed="1"/>
+    <w:lsdException w:name="toc 4" w:semiHidden="1" w:uiPriority="39" w:unhideWhenUsed="1"/>
+    <w:lsdException w:name="toc 5" w:semiHidden="1" w:uiPriority="39" w:unhideWhenUsed="1"/>
+    <w:lsdException w:name="toc 6" w:semiHidden="1" w:uiPriority="39" w:unhideWhenUsed="1"/>
+    <w:lsdException w:name="toc 7" w:semiHidden="1" w:uiPriority="39" w:unhideWhenUsed="1"/>
+    <w:lsdException w:name="toc 8" w:semiHidden="1" w:uiPriority="39" w:unhideWhenUsed="1"/>
+    <w:lsdException w:name="toc 9" w:semiHidden="1" w:uiPriority="39" w:unhideWhenUsed="1"/>
+    <w:lsdException w:name="Normal Indent" w:semiHidden="1" w:unhideWhenUsed="1"/>
+    <w:lsdException w:name="footnote text" w:semiHidden="1" w:unhideWhenUsed="1"/>
+    <w:lsdException w:name="annotation text" w:semiHidden="1" w:unhideWhenUsed="1"/>
+    <w:lsdException w:name="header" w:semiHidden="1" w:unhideWhenUsed="1"/>
+    <w:lsdException w:name="footer" w:semiHidden="1" w:unhideWhenUsed="1"/>
+    <w:lsdException w:name="index heading" w:semiHidden="1" w:unhideWhenUsed="1"/>
+    <w:lsdException w:name="caption" w:semiHidden="1" w:uiPriority="35" w:unhideWhenUsed="1" w:qFormat="1"/>
+    <w:lsdException w:name="table of figures" w:semiHidden="1" w:unhideWhenUsed="1"/>
+    <w:lsdException w:name="envelope address" w:semiHidden="1" w:unhideWhenUsed="1"/>
+    <w:lsdException w:name="envelope return" w:semiHidden="1" w:unhideWhenUsed="1"/>
+    <w:lsdException w:name="footnote reference" w:semiHidden="1" w:unhideWhenUsed="1"/>
+    <w:lsdException w:name="annotation reference" w:semiHidden="1" w:unhideWhenUsed="1"/>
+    <w:lsdException w:name="line number" w:semiHidden="1" w:unhideWhenUsed="1"/>
+    <w:lsdException w:name="page number" w:semiHidden="1" w:unhideWhenUsed="1"/>
+    <w:lsdException w:name="endnote reference" w:semiHidden="1" w:unhideWhenUsed="1"/>
+    <w:lsdException w:name="endnote text" w:semiHidden="1" w:unhideWhenUsed="1"/>
+    <w:lsdException w:name="table of authorities" w:semiHidden="1" w:unhideWhenUsed="1"/>
+    <w:lsdException w:name="macro" w:semiHidden="1" w:unhideWhenUsed="1"/>
+    <w:lsdException w:name="toa heading" w:semiHidden="1" w:unhideWhenUsed="1"/>
+    <w:lsdException w:name="List" w:semiHidden="1" w:unhideWhenUsed="1"/>
+    <w:lsdException w:name="List Bullet" w:semiHidden="1" w:unhideWhenUsed="1"/>
+    <w:lsdException w:name="List Number" w:semiHidden="1" w:unhideWhenUsed="1"/>
+    <w:lsdException w:name="List 2" w:semiHidden="1" w:unhideWhenUsed="1"/>
+    <w:lsdException w:name="List 3" w:semiHidden="1" w:unhideWhenUsed="1"/>
+    <w:lsdException w:name="List 4" w:semiHidden="1" w:unhideWhenUsed="1"/>
+    <w:lsdException w:name="List 5" w:semiHidden="1" w:unhideWhenUsed="1"/>
+    <w:lsdException w:name="List Bullet 2" w:semiHidden="1" w:unhideWhenUsed="1"/>
+    <w:lsdException w:name="List Bullet 3" w:semiHidden="1" w:unhideWhenUsed="1"/>
+    <w:lsdException w:name="List Bullet 4" w:semiHidden="1" w:unhideWhenUsed="1"/>
+    <w:lsdException w:name="List Bullet 5" w:semiHidden="1" w:unhideWhenUsed="1"/>
+    <w:lsdException w:name="List Number 2" w:semiHidden="1" w:unhideWhenUsed="1"/>
+    <w:lsdException w:name="List Number 3" w:semiHidden="1" w:unhideWhenUsed="1"/>
+    <w:lsdException w:name="List Number 4" w:semiHidden="1" w:unhideWhenUsed="1"/>
+    <w:lsdException w:name="List Number 5" w:semiHidden="1" w:unhideWhenUsed="1"/>
+    <w:lsdException w:name="Title" w:uiPriority="10" w:qFormat="1"/>
+    <w:lsdException w:name="Closing" w:semiHidden="1" w:unhideWhenUsed="1"/>
+    <w:lsdException w:name="Signature" w:semiHidden="1" w:unhideWhenUsed="1"/>
+    <w:lsdException w:name="Default Paragraph Font" w:semiHidden="1" w:uiPriority="1" w:unhideWhenUsed="1"/>
+    <w:lsdException w:name="Body Text" w:semiHidden="1" w:unhideWhenUsed="1"/>
+    <w:lsdException w:name="Body Text Indent" w:semiHidden="1" w:unhideWhenUsed="1"/>
+    <w:lsdException w:name="List Continue" w:semiHidden="1" w:unhideWhenUsed="1"/>
+    <w:lsdException w:name="List Continue 2" w:semiHidden="1" w:unhideWhenUsed="1"/>
+    <w:lsdException w:name="List Continue 3" w:semiHidden="1" w:unhideWhenUsed="1"/>
+    <w:lsdException w:name="List Continue 4" w:semiHidden="1" w:unhideWhenUsed="1"/>
+    <w:lsdException w:name="List Continue 5" w:semiHidden="1" w:unhideWhenUsed="1"/>
+    <w:lsdException w:name="Message Header" w:semiHidden="1" w:unhideWhenUsed="1"/>
+    <w:lsdException w:name="Subtitle" w:uiPriority="11" w:qFormat="1"/>
+    <w:lsdException w:name="Salutation" w:semiHidden="1" w:unhideWhenUsed="1"/>
+    <w:lsdException w:name="Date" w:semiHidden="1" w:unhideWhenUsed="1"/>
+    <w:lsdException w:name="Body Text First Indent" w:semiHidden="1" w:unhideWhenUsed="1"/>
+    <w:lsdException w:name="Body Text First Indent 2" w:semiHidden="1" w:unhideWhenUsed="1"/>
+    <w:lsdException w:name="Note Heading" w:semiHidden="1" w:unhideWhenUsed="1"/>
+    <w:lsdException w:name="Body Text 2" w:semiHidden="1" w:unhideWhenUsed="1"/>
+    <w:lsdException w:name="Body Text 3" w:semiHidden="1" w:unhideWhenUsed="1"/>
+    <w:lsdException w:name="Body Text Indent 2" w:semiHidden="1" w:unhideWhenUsed="1"/>
+    <w:lsdException w:name="Body Text Indent 3" w:semiHidden="1" w:unhideWhenUsed="1"/>
+    <w:lsdException w:name="Block Text" w:semiHidden="1" w:unhideWhenUsed="1"/>
+    <w:lsdException w:name="Hyperlink" w:semiHidden="1" w:unhideWhenUsed="1"/>
+    <w:lsdException w:name="FollowedHyperlink" w:semiHidden="1" w:unhideWhenUsed="1"/>
+    <w:lsdException w:name="Strong" w:uiPriority="22" w:qFormat="1"/>
+    <w:lsdException w:name="Emphasis" w:uiPriority="20" w:qFormat="1"/>
+    <w:lsdException w:name="Document Map" w:semiHidden="1" w:unhideWhenUsed="1"/>
+    <w:lsdException w:name="Plain Text" w:semiHidden="1" w:unhideWhenUsed="1"/>
+    <w:lsdException w:name="E-mail Signature" w:semiHidden="1" w:unhideWhenUsed="1"/>
+    <w:lsdException w:name="HTML Top of Form" w:semiHidden="1" w:unhideWhenUsed="1"/>
+    <w:lsdException w:name="HTML Bottom of Form" w:semiHidden="1" w:unhideWhenUsed="1"/>
+    <w:lsdException w:name="Normal (Web)" w:semiHidden="1" w:unhideWhenUsed="1"/>
+    <w:lsdException w:name="HTML Acronym" w:semiHidden="1" w:unhideWhenUsed="1"/>
+    <w:lsdException w:name="HTML Address" w:semiHidden="1" w:unhideWhenUsed="1"/>
+    <w:lsdException w:name="HTML Cite" w:semiHidden="1" w:unhideWhenUsed="1"/>
+    <w:lsdException w:name="HTML Code" w:semiHidden="1" w:unhideWhenUsed="1"/>
+    <w:lsdException w:name="HTML Definition" w:semiHidden="1" w:unhideWhenUsed="1"/>
+    <w:lsdException w:name="HTML Keyboard" w:semiHidden="1" w:unhideWhenUsed="1"/>
+    <w:lsdException w:name="HTML Preformatted" w:semiHidden="1" w:unhideWhenUsed="1"/>
+    <w:lsdException w:name="HTML Sample" w:semiHidden="1" w:unhideWhenUsed="1"/>
+    <w:lsdException w:name="HTML Typewriter" w:semiHidden="1" w:unhideWhenUsed="1"/>
+    <w:lsdException w:name="HTML Variable" w:semiHidden="1" w:unhideWhenUsed="1"/>
+    <w:lsdException w:name="Normal Table" w:semiHidden="1" w:unhideWhenUsed="1"/>
+    <w:lsdException w:name="annotation subject" w:semiHidden="1" w:unhideWhenUsed="1"/>
+    <w:lsdException w:name="No List" w:semiHidden="1" w:unhideWhenUsed="1"/>
+    <w:lsdException w:name="Outline List 1" w:semiHidden="1" w:unhideWhenUsed="1"/>
+    <w:lsdException w:name="Outline List 2" w:semiHidden="1" w:unhideWhenUsed="1"/>
+    <w:lsdException w:name="Outline List 3" w:semiHidden="1" w:unhideWhenUsed="1"/>
+    <w:lsdException w:name="Table Simple 1" w:semiHidden="1" w:unhideWhenUsed="1"/>
+    <w:lsdException w:name="Table Simple 2" w:semiHidden="1" w:unhideWhenUsed="1"/>
+    <w:lsdException w:name="Table Simple 3" w:semiHidden="1" w:unhideWhenUsed="1"/>
+    <w:lsdException w:name="Table Classic 1" w:semiHidden="1" w:unhideWhenUsed="1"/>
+    <w:lsdException w:name="Table Classic 2" w:semiHidden="1" w:unhideWhenUsed="1"/>
+    <w:lsdException w:name="Table Classic 3" w:semiHidden="1" w:unhideWhenUsed="1"/>
+    <w:lsdException w:name="Table Classic 4" w:semiHidden="1" w:unhideWhenUsed="1"/>
+    <w:lsdException w:name="Table Colorful 1" w:semiHidden="1" w:unhideWhenUsed="1"/>
+    <w:lsdException w:name="Table Colorful 2" w:semiHidden="1" w:unhideWhenUsed="1"/>
+    <w:lsdException w:name="Table Colorful 3" w:semiHidden="1" w:unhideWhenUsed="1"/>
+    <w:lsdException w:name="Table Columns 1" w:semiHidden="1" w:unhideWhenUsed="1"/>
+    <w:lsdException w:name="Table Columns 2" w:semiHidden="1" w:unhideWhenUsed="1"/>
+    <w:lsdException w:name="Table Columns 3" w:semiHidden="1" w:unhideWhenUsed="1"/>
+    <w:lsdException w:name="Table Columns 4" w:semiHidden="1" w:unhideWhenUsed="1"/>
+    <w:lsdException w:name="Table Columns 5" w:semiHidden="1" w:unhideWhenUsed="1"/>
+    <w:lsdException w:name="Table Grid 1" w:semiHidden="1" w:unhideWhenUsed="1"/>
+    <w:lsdException w:name="Table Grid 2" w:semiHidden="1" w:unhideWhenUsed="1"/>
+    <w:lsdException w:name="Table Grid 3" w:semiHidden="1" w:unhideWhenUsed="1"/>
+    <w:lsdException w:name="Table Grid 4" w:semiHidden="1" w:unhideWhenUsed="1"/>
+    <w:lsdException w:name="Table Grid 5" w:semiHidden="1" w:unhideWhenUsed="1"/>
+    <w:lsdException w:name="Table Grid 6" w:semiHidden="1" w:unhideWhenUsed="1"/>
+    <w:lsdException w:name="Table Grid 7" w:semiHidden="1" w:unhideWhenUsed="1"/>
+    <w:lsdException w:name="Table Grid 8" w:semiHidden="1" w:unhideWhenUsed="1"/>
+    <w:lsdException w:name="Table List 1" w:semiHidden="1" w:unhideWhenUsed="1"/>
+    <w:lsdException w:name="Table List 2" w:semiHidden="1" w:unhideWhenUsed="1"/>
+    <w:lsdException w:name="Table List 3" w:semiHidden="1" w:unhideWhenUsed="1"/>
+    <w:lsdException w:name="Table List 4" w:semiHidden="1" w:unhideWhenUsed="1"/>
+    <w:lsdException w:name="Table List 5" w:semiHidden="1" w:unhideWhenUsed="1"/>
+    <w:lsdException w:name="Table List 6" w:semiHidden="1" w:unhideWhenUsed="1"/>
+    <w:lsdException w:name="Table List 7" w:semiHidden="1" w:unhideWhenUsed="1"/>
+    <w:lsdException w:name="Table List 8" w:semiHidden="1" w:unhideWhenUsed="1"/>
+    <w:lsdException w:name="Table 3D effects 1" w:semiHidden="1" w:unhideWhenUsed="1"/>
+    <w:lsdException w:name="Table 3D effects 2" w:semiHidden="1" w:unhideWhenUsed="1"/>
+    <w:lsdException w:name="Table 3D effects 3" w:semiHidden="1" w:unhideWhenUsed="1"/>
+    <w:lsdException w:name="Table Contemporary" w:semiHidden="1" w:unhideWhenUsed="1"/>
+    <w:lsdException w:name="Table Elegant" w:semiHidden="1" w:unhideWhenUsed="1"/>
+    <w:lsdException w:name="Table Professional" w:semiHidden="1" w:unhideWhenUsed="1"/>
+    <w:lsdException w:name="Table Subtle 1" w:semiHidden="1" w:unhideWhenUsed="1"/>
+    <w:lsdException w:name="Table Subtle 2" w:semiHidden="1" w:unhideWhenUsed="1"/>
+    <w:lsdException w:name="Table Web 1" w:semiHidden="1" w:unhideWhenUsed="1"/>
+    <w:lsdException w:name="Table Web 2" w:semiHidden="1" w:unhideWhenUsed="1"/>
+    <w:lsdException w:name="Table Web 3" w:semiHidden="1" w:unhideWhenUsed="1"/>
+    <w:lsdException w:name="Balloon Text" w:semiHidden="1" w:unhideWhenUsed="1"/>
+    <w:lsdException w:name="Table Grid" w:uiPriority="39"/>
+    <w:lsdException w:name="Table Theme" w:semiHidden="1" w:unhideWhenUsed="1"/>
+    <w:lsdException w:name="Placeholder Text" w:semiHidden="1"/>
+    <w:lsdException w:name="No Spacing" w:uiPriority="1" w:qFormat="1"/>
+    <w:lsdException w:name="Light Shading" w:uiPriority="60"/>
+    <w:lsdException w:name="Light List" w:uiPriority="61"/>
+    <w:lsdException w:name="Light Grid" w:uiPriority="62"/>
+    <w:lsdException w:name="Medium Shading 1" w:uiPriority="63"/>
+    <w:lsdException w:name="Medium Shading 2" w:uiPriority="64"/>
+    <w:lsdException w:name="Medium List 1" w:uiPriority="65"/>
+    <w:lsdException w:name="Medium List 2" w:uiPriority="66"/>
+    <w:lsdException w:name="Medium Grid 1" w:uiPriority="67"/>
+    <w:lsdException w:name="Medium Grid 2" w:uiPriority="68"/>
+    <w:lsdException w:name="Medium Grid 3" w:uiPriority="69"/>
+    <w:lsdException w:name="Dark List" w:uiPriority="70"/>
+    <w:lsdException w:name="Colorful Shading" w:uiPriority="71"/>
+    <w:lsdException w:name="Colorful List" w:uiPriority="72"/>
+    <w:lsdException w:name="Colorful Grid" w:uiPriority="73"/>
+    <w:lsdException w:name="Light Shading Accent 1" w:uiPriority="60"/>
+    <w:lsdException w:name="Light List Accent 1" w:uiPriority="61"/>
+    <w:lsdException w:name="Light Grid Accent 1" w:uiPriority="62"/>
+    <w:lsdException w:name="Medium Shading 1 Accent 1" w:uiPriority="63"/>
+    <w:lsdException w:name="Medium Shading 2 Accent 1" w:uiPriority="64"/>
+    <w:lsdException w:name="Medium List 1 Accent 1" w:uiPriority="65"/>
+    <w:lsdException w:name="Revision" w:semiHidden="1"/>
+    <w:lsdException w:name="List Paragraph" w:uiPriority="34" w:qFormat="1"/>
+    <w:lsdException w:name="Quote" w:uiPriority="29" w:qFormat="1"/>
+    <w:lsdException w:name="Intense Quote" w:uiPriority="30" w:qFormat="1"/>
+    <w:lsdException w:name="Medium List 2 Accent 1" w:uiPriority="66"/>
+    <w:lsdException w:name="Medium Grid 1 Accent 1" w:uiPriority="67"/>
+    <w:lsdException w:name="Medium Grid 2 Accent 1" w:uiPriority="68"/>
+    <w:lsdException w:name="Medium Grid 3 Accent 1" w:uiPriority="69"/>
+    <w:lsdException w:name="Dark List Accent 1" w:uiPriority="70"/>
+    <w:lsdException w:name="Colorful Shading Accent 1" w:uiPriority="71"/>
+    <w:lsdException w:name="Colorful List Accent 1" w:uiPriority="72"/>
+    <w:lsdException w:name="Colorful Grid Accent 1" w:uiPriority="73"/>
+    <w:lsdException w:name="Light Shading Accent 2" w:uiPriority="60"/>
+    <w:lsdException w:name="Light List Accent 2" w:uiPriority="61"/>
+    <w:lsdException w:name="Light Grid Accent 2" w:uiPriority="62"/>
+    <w:lsdException w:name="Medium Shading 1 Accent 2" w:uiPriority="63"/>
+    <w:lsdException w:name="Medium Shading 2 Accent 2" w:uiPriority="64"/>
+    <w:lsdException w:name="Medium List 1 Accent 2" w:uiPriority="65"/>
+    <w:lsdException w:name="Medium List 2 Accent 2" w:uiPriority="66"/>
+    <w:lsdException w:name="Medium Grid 1 Accent 2" w:uiPriority="67"/>
+    <w:lsdException w:name="Medium Grid 2 Accent 2" w:uiPriority="68"/>
+    <w:lsdException w:name="Medium Grid 3 Accent 2" w:uiPriority="69"/>
+    <w:lsdException w:name="Dark List Accent 2" w:uiPriority="70"/>
+    <w:lsdException w:name="Colorful Shading Accent 2" w:uiPriority="71"/>
+    <w:lsdException w:name="Colorful List Accent 2" w:uiPriority="72"/>
+    <w:lsdException w:name="Colorful Grid Accent 2" w:uiPriority="73"/>
+    <w:lsdException w:name="Light Shading Accent 3" w:uiPriority="60"/>
+    <w:lsdException w:name="Light List Accent 3" w:uiPriority="61"/>
+    <w:lsdException w:name="Light Grid Accent 3" w:uiPriority="62"/>
+    <w:lsdException w:name="Medium Shading 1 Accent 3" w:uiPriority="63"/>
+    <w:lsdException w:name="Medium Shading 2 Accent 3" w:uiPriority="64"/>
+    <w:lsdException w:name="Medium List 1 Accent 3" w:uiPriority="65"/>
+    <w:lsdException w:name="Medium List 2 Accent 3" w:uiPriority="66"/>
+    <w:lsdException w:name="Medium Grid 1 Accent 3" w:uiPriority="67"/>
+    <w:lsdException w:name="Medium Grid 2 Accent 3" w:uiPriority="68"/>
+    <w:lsdException w:name="Medium Grid 3 Accent 3" w:uiPriority="69"/>
+    <w:lsdException w:name="Dark List Accent 3" w:uiPriority="70"/>
+    <w:lsdException w:name="Colorful Shading Accent 3" w:uiPriority="71"/>
+    <w:lsdException w:name="Colorful List Accent 3" w:uiPriority="72"/>
+    <w:lsdException w:name="Colorful Grid Accent 3" w:uiPriority="73"/>
+    <w:lsdException w:name="Light Shading Accent 4" w:uiPriority="60"/>
+    <w:lsdException w:name="Light List Accent 4" w:uiPriority="61"/>
+    <w:lsdException w:name="Light Grid Accent 4" w:uiPriority="62"/>
+    <w:lsdException w:name="Medium Shading 1 Accent 4" w:uiPriority="63"/>
+    <w:lsdException w:name="Medium Shading 2 Accent 4" w:uiPriority="64"/>
+    <w:lsdException w:name="Medium List 1 Accent 4" w:uiPriority="65"/>
+    <w:lsdException w:name="Medium List 2 Accent 4" w:uiPriority="66"/>
+    <w:lsdException w:name="Medium Grid 1 Accent 4" w:uiPriority="67"/>
+    <w:lsdException w:name="Medium Grid 2 Accent 4" w:uiPriority="68"/>
+    <w:lsdException w:name="Medium Grid 3 Accent 4" w:uiPriority="69"/>
+    <w:lsdException w:name="Dark List Accent 4" w:uiPriority="70"/>
+    <w:lsdException w:name="Colorful Shading Accent 4" w:uiPriority="71"/>
+    <w:lsdException w:name="Colorful List Accent 4" w:uiPriority="72"/>
+    <w:lsdException w:name="Colorful Grid Accent 4" w:uiPriority="73"/>
+    <w:lsdException w:name="Light Shading Accent 5" w:uiPriority="60"/>
+    <w:lsdException w:name="Light List Accent 5" w:uiPriority="61"/>
+    <w:lsdException w:name="Light Grid Accent 5" w:uiPriority="62"/>
+    <w:lsdException w:name="Medium Shading 1 Accent 5" w:uiPriority="63"/>
+    <w:lsdException w:name="Medium Shading 2 Accent 5" w:uiPriority="64"/>
+    <w:lsdException w:name="Medium List 1 Accent 5" w:uiPriority="65"/>
+    <w:lsdException w:name="Medium List 2 Accent 5" w:uiPriority="66"/>
+    <w:lsdException w:name="Medium Grid 1 Accent 5" w:uiPriority="67"/>
+    <w:lsdException w:name="Medium Grid 2 Accent 5" w:uiPriority="68"/>
+    <w:lsdException w:name="Medium Grid 3 Accent 5" w:uiPriority="69"/>
+    <w:lsdException w:name="Dark List Accent 5" w:uiPriority="70"/>
+    <w:lsdException w:name="Colorful Shading Accent 5" w:uiPriority="71"/>
+    <w:lsdException w:name="Colorful List Accent 5" w:uiPriority="72"/>
+    <w:lsdException w:name="Colorful Grid Accent 5" w:uiPriority="73"/>
+    <w:lsdException w:name="Light Shading Accent 6" w:uiPriority="60"/>
+    <w:lsdException w:name="Light List Accent 6" w:uiPriority="61"/>
+    <w:lsdException w:name="Light Grid Accent 6" w:uiPriority="62"/>
+    <w:lsdException w:name="Medium Shading 1 Accent 6" w:uiPriority="63"/>
+    <w:lsdException w:name="Medium Shading 2 Accent 6" w:uiPriority="64"/>
+    <w:lsdException w:name="Medium List 1 Accent 6" w:uiPriority="65"/>
+    <w:lsdException w:name="Medium List 2 Accent 6" w:uiPriority="66"/>
+    <w:lsdException w:name="Medium Grid 1 Accent 6" w:uiPriority="67"/>
+    <w:lsdException w:name="Medium Grid 2 Accent 6" w:uiPriority="68"/>
+    <w:lsdException w:name="Medium Grid 3 Accent 6" w:uiPriority="69"/>
+    <w:lsdException w:name="Dark List Accent 6" w:uiPriority="70"/>
+    <w:lsdException w:name="Colorful Shading Accent 6" w:uiPriority="71"/>
+    <w:lsdException w:name="Colorful List Accent 6" w:uiPriority="72"/>
+    <w:lsdException w:name="Colorful Grid Accent 6" w:uiPriority="73"/>
+    <w:lsdException w:name="Subtle Emphasis" w:uiPriority="19" w:qFormat="1"/>
+    <w:lsdException w:name="Intense Emphasis" w:uiPriority="21" w:qFormat="1"/>
+    <w:lsdException w:name="Subtle Reference" w:uiPriority="31" w:qFormat="1"/>
+    <w:lsdException w:name="Intense Reference" w:uiPriority="32" w:qFormat="1"/>
+    <w:lsdException w:name="Book Title" w:uiPriority="33" w:qFormat="1"/>
+    <w:lsdException w:name="Bibliography" w:semiHidden="1" w:uiPriority="37" w:unhideWhenUsed="1"/>
+    <w:lsdException w:name="TOC Heading" w:semiHidden="1" w:uiPriority="39" w:unhideWhenUsed="1" w:qFormat="1"/>
+    <w:lsdException w:name="Plain Table 1" w:uiPriority="41"/>
+    <w:lsdException w:name="Plain Table 2" w:uiPriority="42"/>
+    <w:lsdException w:name="Plain Table 3" w:uiPriority="43"/>
+    <w:lsdException w:name="Plain Table 4" w:uiPriority="44"/>
+    <w:lsdException w:name="Plain Table 5" w:uiPriority="45"/>
+    <w:lsdException w:name="Grid Table Light" w:uiPriority="40"/>
+    <w:lsdException w:name="Grid Table 1 Light" w:uiPriority="46"/>
+    <w:lsdException w:name="Grid Table 2" w:uiPriority="47"/>
+    <w:lsdException w:name="Grid Table 3" w:uiPriority="48"/>
+    <w:lsdException w:name="Grid Table 4" w:uiPriority="49"/>
+    <w:lsdException w:name="Grid Table 5 Dark" w:uiPriority="50"/>
+    <w:lsdException w:name="Grid Table 6 Colorful" w:uiPriority="51"/>
+    <w:lsdException w:name="Grid Table 7 Colorful" w:uiPriority="52"/>
+    <w:lsdException w:name="Grid Table 1 Light Accent 1" w:uiPriority="46"/>
+    <w:lsdException w:name="Grid Table 2 Accent 1" w:uiPriority="47"/>
+    <w:lsdException w:name="Grid Table 3 Accent 1" w:uiPriority="48"/>
+    <w:lsdException w:name="Grid Table 4 Accent 1" w:uiPriority="49"/>
+    <w:lsdException w:name="Grid Table 5 Dark Accent 1" w:uiPriority="50"/>
+    <w:lsdException w:name="Grid Table 6 Colorful Accent 1" w:uiPriority="51"/>
+    <w:lsdException w:name="Grid Table 7 Colorful Accent 1" w:uiPriority="52"/>
+    <w:lsdException w:name="Grid Table 1 Light Accent 2" w:uiPriority="46"/>
+    <w:lsdException w:name="Grid Table 2 Accent 2" w:uiPriority="47"/>
+    <w:lsdException w:name="Grid Table 3 Accent 2" w:uiPriority="48"/>
+    <w:lsdException w:name="Grid Table 4 Accent 2" w:uiPriority="49"/>
+    <w:lsdException w:name="Grid Table 5 Dark Accent 2" w:uiPriority="50"/>
+    <w:lsdException w:name="Grid Table 6 Colorful Accent 2" w:uiPriority="51"/>
+    <w:lsdException w:name="Grid Table 7 Colorful Accent 2" w:uiPriority="52"/>
+    <w:lsdException w:name="Grid Table 1 Light Accent 3" w:uiPriority="46"/>
+    <w:lsdException w:name="Grid Table 2 Accent 3" w:uiPriority="47"/>
+    <w:lsdException w:name="Grid Table 3 Accent 3" w:uiPriority="48"/>
+    <w:lsdException w:name="Grid Table 4 Accent 3" w:uiPriority="49"/>
+    <w:lsdException w:name="Grid Table 5 Dark Accent 3" w:uiPriority="50"/>
+    <w:lsdException w:name="Grid Table 6 Colorful Accent 3" w:uiPriority="51"/>
+    <w:lsdException w:name="Grid Table 7 Colorful Accent 3" w:uiPriority="52"/>
+    <w:lsdException w:name="Grid Table 1 Light Accent 4" w:uiPriority="46"/>
+    <w:lsdException w:name="Grid Table 2 Accent 4" w:uiPriority="47"/>
+    <w:lsdException w:name="Grid Table 3 Accent 4" w:uiPriority="48"/>
+    <w:lsdException w:name="Grid Table 4 Accent 4" w:uiPriority="49"/>
+    <w:lsdException w:name="Grid Table 5 Dark Accent 4" w:uiPriority="50"/>
+    <w:lsdException w:name="Grid Table 6 Colorful Accent 4" w:uiPriority="51"/>
+    <w:lsdException w:name="Grid Table 7 Colorful Accent 4" w:uiPriority="52"/>
+    <w:lsdException w:name="Grid Table 1 Light Accent 5" w:uiPriority="46"/>
+    <w:lsdException w:name="Grid Table 2 Accent 5" w:uiPriority="47"/>
+    <w:lsdException w:name="Grid Table 3 Accent 5" w:uiPriority="48"/>
+    <w:lsdException w:name="Grid Table 4 Accent 5" w:uiPriority="49"/>
+    <w:lsdException w:name="Grid Table 5 Dark Accent 5" w:uiPriority="50"/>
+    <w:lsdException w:name="Grid Table 6 Colorful Accent 5" w:uiPriority="51"/>
+    <w:lsdException w:name="Grid Table 7 Colorful Accent 5" w:uiPriority="52"/>
+    <w:lsdException w:name="Grid Table 1 Light Accent 6" w:uiPriority="46"/>
+    <w:lsdException w:name="Grid Table 2 Accent 6" w:uiPriority="47"/>
+    <w:lsdException w:name="Grid Table 3 Accent 6" w:uiPriority="48"/>
+    <w:lsdException w:name="Grid Table 4 Accent 6" w:uiPriority="49"/>
+    <w:lsdException w:name="Grid Table 5 Dark Accent 6" w:uiPriority="50"/>
+    <w:lsdException w:name="Grid Table 6 Colorful Accent 6" w:uiPriority="51"/>
+    <w:lsdException w:name="Grid Table 7 Colorful Accent 6" w:uiPriority="52"/>
+    <w:lsdException w:name="List Table 1 Light" w:uiPriority="46"/>
+    <w:lsdException w:name="List Table 2" w:uiPriority="47"/>
+    <w:lsdException w:name="List Table 3" w:uiPriority="48"/>
+    <w:lsdException w:name="List Table 4" w:uiPriority="49"/>
+    <w:lsdException w:name="List Table 5 Dark" w:uiPriority="50"/>
+    <w:lsdException w:name="List Table 6 Colorful" w:uiPriority="51"/>
+    <w:lsdException w:name="List Table 7 Colorful" w:uiPriority="52"/>
+    <w:lsdException w:name="List Table 1 Light Accent 1" w:uiPriority="46"/>
+    <w:lsdException w:name="List Table 2 Accent 1" w:uiPriority="47"/>
+    <w:lsdException w:name="List Table 3 Accent 1" w:uiPriority="48"/>
+    <w:lsdException w:name="List Table 4 Accent 1" w:uiPriority="49"/>
+    <w:lsdException w:name="List Table 5 Dark Accent 1" w:uiPriority="50"/>
+    <w:lsdException w:name="List Table 6 Colorful Accent 1" w:uiPriority="51"/>
+    <w:lsdException w:name="List Table 7 Colorful Accent 1" w:uiPriority="52"/>
+    <w:lsdException w:name="List Table 1 Light Accent 2" w:uiPriority="46"/>
+    <w:lsdException w:name="List Table 2 Accent 2" w:uiPriority="47"/>
+    <w:lsdException w:name="List Table 3 Accent 2" w:uiPriority="48"/>
+    <w:lsdException w:name="List Table 4 Accent 2" w:uiPriority="49"/>
+    <w:lsdException w:name="List Table 5 Dark Accent 2" w:uiPriority="50"/>
+    <w:lsdException w:name="List Table 6 Colorful Accent 2" w:uiPriority="51"/>
+    <w:lsdException w:name="List Table 7 Colorful Accent 2" w:uiPriority="52"/>
+    <w:lsdException w:name="List Table 1 Light Accent 3" w:uiPriority="46"/>
+    <w:lsdException w:name="List Table 2 Accent 3" w:uiPriority="47"/>
+    <w:lsdException w:name="List Table 3 Accent 3" w:uiPriority="48"/>
+    <w:lsdException w:name="List Table 4 Accent 3" w:uiPriority="49"/>
+    <w:lsdException w:name="List Table 5 Dark Accent 3" w:uiPriority="50"/>
+    <w:lsdException w:name="List Table 6 Colorful Accent 3" w:uiPriority="51"/>
+    <w:lsdException w:name="List Table 7 Colorful Accent 3" w:uiPriority="52"/>
+    <w:lsdException w:name="List Table 1 Light Accent 4" w:uiPriority="46"/>
+    <w:lsdException w:name="List Table 2 Accent 4" w:uiPriority="47"/>
+    <w:lsdException w:name="List Table 3 Accent 4" w:uiPriority="48"/>
+    <w:lsdException w:name="List Table 4 Accent 4" w:uiPriority="49"/>
+    <w:lsdException w:name="List Table 5 Dark Accent 4" w:uiPriority="50"/>
+    <w:lsdException w:name="List Table 6 Colorful Accent 4" w:uiPriority="51"/>
+    <w:lsdException w:name="List Table 7 Colorful Accent 4" w:uiPriority="52"/>
+    <w:lsdException w:name="List Table 1 Light Accent 5" w:uiPriority="46"/>
+    <w:lsdException w:name="List Table 2 Accent 5" w:uiPriority="47"/>
+    <w:lsdException w:name="List Table 3 Accent 5" w:uiPriority="48"/>
+    <w:lsdException w:name="List Table 4 Accent 5" w:uiPriority="49"/>
+    <w:lsdException w:name="List Table 5 Dark Accent 5" w:uiPriority="50"/>
+    <w:lsdException w:name="List Table 6 Colorful Accent 5" w:uiPriority="51"/>
+    <w:lsdException w:name="List Table 7 Colorful Accent 5" w:uiPriority="52"/>
+    <w:lsdException w:name="List Table 1 Light Accent 6" w:uiPriority="46"/>
+    <w:lsdException w:name="List Table 2 Accent 6" w:uiPriority="47"/>
+    <w:lsdException w:name="List Table 3 Accent 6" w:uiPriority="48"/>
+    <w:lsdException w:name="List Table 4 Accent 6" w:uiPriority="49"/>
+    <w:lsdException w:name="List Table 5 Dark Accent 6" w:uiPriority="50"/>
+    <w:lsdException w:name="List Table 6 Colorful Accent 6" w:uiPriority="51"/>
+    <w:lsdException w:name="List Table 7 Colorful Accent 6" w:uiPriority="52"/>
+    <w:lsdException w:name="Mention" w:semiHidden="1" w:unhideWhenUsed="1"/>
+    <w:lsdException w:name="Smart Hyperlink" w:semiHidden="1" w:unhideWhenUsed="1"/>
+    <w:lsdException w:name="Hashtag" w:semiHidden="1" w:unhideWhenUsed="1"/>
+    <w:lsdException w:name="Unresolved Mention" w:semiHidden="1" w:unhideWhenUsed="1"/>
+    <w:lsdException w:name="Smart Link" w:semiHidden="1" w:unhideWhenUsed="1"/>
+  </w:latentStyles>
+  <w:style w:type="paragraph" w:default="1" w:styleId="Normal">
+    <w:name w:val="Normal"/>
+    <w:qFormat/>
   </w:style>
-  <w:style w:type="paragraph" w:styleId="Normal" w:default="1">
-    <w:name w:val="normal"/>
-  </w:style>
-  <w:style w:type="paragraph" w:styleId="Heading1">
+  <w:style w:type="paragraph" w:styleId="Ttulo1">
     <w:name w:val="heading 1"/>
     <w:basedOn w:val="Normal"/>
     <w:next w:val="Normal"/>
+    <w:uiPriority w:val="9"/>
+    <w:qFormat/>
     <w:pPr>
       <w:pBdr>
-        <w:top w:space="0" w:sz="0" w:val="nil"/>
-        <w:left w:space="0" w:sz="0" w:val="nil"/>
-        <w:bottom w:space="0" w:sz="0" w:val="nil"/>
-        <w:right w:space="0" w:sz="0" w:val="nil"/>
-        <w:between w:space="0" w:sz="0" w:val="nil"/>
+        <w:top w:val="nil"/>
+        <w:left w:val="nil"/>
+        <w:bottom w:val="nil"/>
+        <w:right w:val="nil"/>
+        <w:between w:val="nil"/>
       </w:pBdr>
-      <w:shd w:fill="auto" w:val="clear"/>
-      <w:spacing w:after="240" w:before="240" w:lineRule="auto"/>
+      <w:spacing w:before="240" w:after="240"/>
+      <w:outlineLvl w:val="0"/>
     </w:pPr>
     <w:rPr>
-      <w:b w:val="1"/>
-      <w:bCs w:val="1"/>
-      <w:i w:val="0"/>
-      <w:iCs w:val="0"/>
+      <w:b/>
+      <w:bCs/>
       <w:sz w:val="48"/>
       <w:szCs w:val="48"/>
     </w:rPr>
   </w:style>
-  <w:style w:type="paragraph" w:styleId="Heading2">
+  <w:style w:type="paragraph" w:styleId="Ttulo2">
     <w:name w:val="heading 2"/>
     <w:basedOn w:val="Normal"/>
     <w:next w:val="Normal"/>
+    <w:uiPriority w:val="9"/>
+    <w:unhideWhenUsed/>
+    <w:qFormat/>
     <w:pPr>
       <w:pBdr>
-        <w:top w:space="0" w:sz="0" w:val="nil"/>
-        <w:left w:space="0" w:sz="0" w:val="nil"/>
-        <w:bottom w:space="0" w:sz="0" w:val="nil"/>
-        <w:right w:space="0" w:sz="0" w:val="nil"/>
-        <w:between w:space="0" w:sz="0" w:val="nil"/>
+        <w:top w:val="nil"/>
+        <w:left w:val="nil"/>
+        <w:bottom w:val="nil"/>
+        <w:right w:val="nil"/>
+        <w:between w:val="nil"/>
       </w:pBdr>
-      <w:shd w:fill="auto" w:val="clear"/>
-      <w:spacing w:after="225" w:before="225" w:lineRule="auto"/>
+      <w:spacing w:before="225" w:after="225"/>
+      <w:outlineLvl w:val="1"/>
     </w:pPr>
     <w:rPr>
-      <w:b w:val="1"/>
-      <w:bCs w:val="1"/>
-      <w:i w:val="0"/>
-      <w:iCs w:val="0"/>
+      <w:b/>
+      <w:bCs/>
       <w:sz w:val="36"/>
       <w:szCs w:val="36"/>
     </w:rPr>
   </w:style>
-  <w:style w:type="paragraph" w:styleId="Heading3">
+  <w:style w:type="paragraph" w:styleId="Ttulo3">
     <w:name w:val="heading 3"/>
     <w:basedOn w:val="Normal"/>
     <w:next w:val="Normal"/>
+    <w:uiPriority w:val="9"/>
+    <w:unhideWhenUsed/>
+    <w:qFormat/>
     <w:pPr>
       <w:pBdr>
-        <w:top w:space="0" w:sz="0" w:val="nil"/>
-        <w:left w:space="0" w:sz="0" w:val="nil"/>
-        <w:bottom w:space="0" w:sz="0" w:val="nil"/>
-        <w:right w:space="0" w:sz="0" w:val="nil"/>
-        <w:between w:space="0" w:sz="0" w:val="nil"/>
+        <w:top w:val="nil"/>
+        <w:left w:val="nil"/>
+        <w:bottom w:val="nil"/>
+        <w:right w:val="nil"/>
+        <w:between w:val="nil"/>
       </w:pBdr>
-      <w:shd w:fill="auto" w:val="clear"/>
-      <w:spacing w:after="240" w:before="240" w:lineRule="auto"/>
+      <w:spacing w:before="240" w:after="240"/>
+      <w:outlineLvl w:val="2"/>
     </w:pPr>
     <w:rPr>
-      <w:b w:val="1"/>
-      <w:bCs w:val="1"/>
-      <w:i w:val="0"/>
-      <w:iCs w:val="0"/>
+      <w:b/>
+      <w:bCs/>
       <w:sz w:val="28"/>
       <w:szCs w:val="28"/>
     </w:rPr>
   </w:style>
-  <w:style w:type="paragraph" w:styleId="Heading4">
+  <w:style w:type="paragraph" w:styleId="Ttulo4">
     <w:name w:val="heading 4"/>
     <w:basedOn w:val="Normal"/>
     <w:next w:val="Normal"/>
+    <w:uiPriority w:val="9"/>
+    <w:semiHidden/>
+    <w:unhideWhenUsed/>
+    <w:qFormat/>
     <w:pPr>
       <w:pBdr>
-        <w:top w:space="0" w:sz="0" w:val="nil"/>
-        <w:left w:space="0" w:sz="0" w:val="nil"/>
-        <w:bottom w:space="0" w:sz="0" w:val="nil"/>
-        <w:right w:space="0" w:sz="0" w:val="nil"/>
-        <w:between w:space="0" w:sz="0" w:val="nil"/>
+        <w:top w:val="nil"/>
+        <w:left w:val="nil"/>
+        <w:bottom w:val="nil"/>
+        <w:right w:val="nil"/>
+        <w:between w:val="nil"/>
       </w:pBdr>
-      <w:shd w:fill="auto" w:val="clear"/>
-      <w:spacing w:after="255" w:before="255" w:lineRule="auto"/>
+      <w:spacing w:before="255" w:after="255"/>
+      <w:outlineLvl w:val="3"/>
     </w:pPr>
     <w:rPr>
-      <w:b w:val="1"/>
-      <w:bCs w:val="1"/>
-      <w:i w:val="0"/>
-      <w:iCs w:val="0"/>
+      <w:b/>
+      <w:bCs/>
       <w:sz w:val="24"/>
       <w:szCs w:val="24"/>
     </w:rPr>
   </w:style>
-  <w:style w:type="paragraph" w:styleId="Heading5">
+  <w:style w:type="paragraph" w:styleId="Ttulo5">
     <w:name w:val="heading 5"/>
     <w:basedOn w:val="Normal"/>
     <w:next w:val="Normal"/>
+    <w:uiPriority w:val="9"/>
+    <w:semiHidden/>
+    <w:unhideWhenUsed/>
+    <w:qFormat/>
     <w:pPr>
       <w:pBdr>
-        <w:top w:space="0" w:sz="0" w:val="nil"/>
-        <w:left w:space="0" w:sz="0" w:val="nil"/>
-        <w:bottom w:space="0" w:sz="0" w:val="nil"/>
-        <w:right w:space="0" w:sz="0" w:val="nil"/>
-        <w:between w:space="0" w:sz="0" w:val="nil"/>
+        <w:top w:val="nil"/>
+        <w:left w:val="nil"/>
+        <w:bottom w:val="nil"/>
+        <w:right w:val="nil"/>
+        <w:between w:val="nil"/>
       </w:pBdr>
-      <w:shd w:fill="auto" w:val="clear"/>
-      <w:spacing w:after="255" w:before="255" w:lineRule="auto"/>
+      <w:spacing w:before="255" w:after="255"/>
+      <w:outlineLvl w:val="4"/>
     </w:pPr>
     <w:rPr>
-      <w:b w:val="1"/>
-      <w:bCs w:val="1"/>
-      <w:i w:val="0"/>
-      <w:iCs w:val="0"/>
+      <w:b/>
+      <w:bCs/>
       <w:sz w:val="18"/>
       <w:szCs w:val="18"/>
     </w:rPr>
   </w:style>
-  <w:style w:type="paragraph" w:styleId="Heading6">
+  <w:style w:type="paragraph" w:styleId="Ttulo6">
     <w:name w:val="heading 6"/>
     <w:basedOn w:val="Normal"/>
     <w:next w:val="Normal"/>
+    <w:uiPriority w:val="9"/>
+    <w:semiHidden/>
+    <w:unhideWhenUsed/>
+    <w:qFormat/>
     <w:pPr>
       <w:pBdr>
-        <w:top w:space="0" w:sz="0" w:val="nil"/>
-        <w:left w:space="0" w:sz="0" w:val="nil"/>
-        <w:bottom w:space="0" w:sz="0" w:val="nil"/>
-        <w:right w:space="0" w:sz="0" w:val="nil"/>
-        <w:between w:space="0" w:sz="0" w:val="nil"/>
+        <w:top w:val="nil"/>
+        <w:left w:val="nil"/>
+        <w:bottom w:val="nil"/>
+        <w:right w:val="nil"/>
+        <w:between w:val="nil"/>
       </w:pBdr>
-      <w:shd w:fill="auto" w:val="clear"/>
-      <w:spacing w:after="360" w:before="360" w:lineRule="auto"/>
+      <w:spacing w:before="360" w:after="360"/>
+      <w:outlineLvl w:val="5"/>
     </w:pPr>
     <w:rPr>
-      <w:b w:val="1"/>
-      <w:bCs w:val="1"/>
-      <w:i w:val="0"/>
-      <w:iCs w:val="0"/>
+      <w:b/>
+      <w:bCs/>
       <w:sz w:val="16"/>
       <w:szCs w:val="16"/>
     </w:rPr>
   </w:style>
-  <w:style w:type="paragraph" w:styleId="Title">
+  <w:style w:type="character" w:default="1" w:styleId="Fontepargpadro">
+    <w:name w:val="Default Paragraph Font"/>
+    <w:uiPriority w:val="1"/>
+    <w:unhideWhenUsed/>
+  </w:style>
+  <w:style w:type="table" w:default="1" w:styleId="Tabelanormal">
+    <w:name w:val="Normal Table"/>
+    <w:uiPriority w:val="99"/>
+    <w:semiHidden/>
+    <w:unhideWhenUsed/>
+    <w:tblPr>
+      <w:tblInd w:w="0" w:type="dxa"/>
+      <w:tblCellMar>
+        <w:top w:w="0" w:type="dxa"/>
+        <w:left w:w="108" w:type="dxa"/>
+        <w:bottom w:w="0" w:type="dxa"/>
+        <w:right w:w="108" w:type="dxa"/>
+      </w:tblCellMar>
+    </w:tblPr>
+  </w:style>
+  <w:style w:type="numbering" w:default="1" w:styleId="Semlista">
+    <w:name w:val="No List"/>
+    <w:uiPriority w:val="99"/>
+    <w:semiHidden/>
+    <w:unhideWhenUsed/>
+  </w:style>
+  <w:style w:type="table" w:customStyle="1" w:styleId="TableNormal">
+    <w:name w:val="TableNormal"/>
+    <w:tblPr>
+      <w:tblCellMar>
+        <w:top w:w="100" w:type="dxa"/>
+        <w:left w:w="100" w:type="dxa"/>
+        <w:bottom w:w="100" w:type="dxa"/>
+        <w:right w:w="100" w:type="dxa"/>
+      </w:tblCellMar>
+    </w:tblPr>
+  </w:style>
+  <w:style w:type="paragraph" w:styleId="Ttulo">
     <w:name w:val="Title"/>
     <w:basedOn w:val="Normal"/>
     <w:next w:val="Normal"/>
+    <w:uiPriority w:val="10"/>
+    <w:qFormat/>
     <w:pPr>
-      <w:keepNext w:val="1"/>
-      <w:keepLines w:val="1"/>
-      <w:pageBreakBefore w:val="0"/>
-      <w:spacing w:after="120" w:before="480" w:lineRule="auto"/>
+      <w:keepNext/>
+      <w:keepLines/>
+      <w:spacing w:before="480" w:after="120"/>
     </w:pPr>
     <w:rPr>
-      <w:b w:val="1"/>
-      <w:bCs w:val="1"/>
+      <w:b/>
+      <w:bCs/>
       <w:sz w:val="72"/>
       <w:szCs w:val="72"/>
     </w:rPr>
   </w:style>
-  <w:style w:type="paragraph" w:styleId="Subtitle">
+  <w:style w:type="paragraph" w:styleId="Subttulo">
     <w:name w:val="Subtitle"/>
     <w:basedOn w:val="Normal"/>
     <w:next w:val="Normal"/>
+    <w:uiPriority w:val="11"/>
+    <w:qFormat/>
     <w:pPr>
-      <w:keepNext w:val="1"/>
-      <w:keepLines w:val="1"/>
-      <w:pageBreakBefore w:val="0"/>
-      <w:spacing w:after="80" w:before="360" w:lineRule="auto"/>
+      <w:keepNext/>
+      <w:keepLines/>
+      <w:spacing w:before="360" w:after="80"/>
     </w:pPr>
     <w:rPr>
-      <w:rFonts w:ascii="Georgia" w:cs="Georgia" w:eastAsia="Georgia" w:hAnsi="Georgia"/>
-      <w:i w:val="1"/>
-      <w:iCs w:val="1"/>
+      <w:rFonts w:ascii="Georgia" w:eastAsia="Georgia" w:hAnsi="Georgia" w:cs="Georgia"/>
+      <w:i/>
+      <w:iCs/>
       <w:color w:val="666666"/>
       <w:sz w:val="48"/>
       <w:szCs w:val="48"/>
     </w:rPr>
   </w:style>
-  <w:style w:type="table" w:styleId="Table1">
+  <w:style w:type="table" w:customStyle="1" w:styleId="a">
     <w:basedOn w:val="TableNormal"/>
     <w:tblPr>
       <w:tblStyleRowBandSize w:val="1"/>
       <w:tblStyleColBandSize w:val="1"/>
     </w:tblPr>
+  </w:style>
+  <w:style w:type="character" w:styleId="Refdecomentrio">
+    <w:name w:val="annotation reference"/>
+    <w:basedOn w:val="Fontepargpadro"/>
+    <w:uiPriority w:val="99"/>
+    <w:semiHidden/>
+    <w:unhideWhenUsed/>
+    <w:rsid w:val="005D15E1"/>
+    <w:rPr>
+      <w:sz w:val="16"/>
+      <w:szCs w:val="16"/>
+    </w:rPr>
+  </w:style>
+  <w:style w:type="paragraph" w:styleId="Textodecomentrio">
+    <w:name w:val="annotation text"/>
+    <w:basedOn w:val="Normal"/>
+    <w:link w:val="TextodecomentrioChar"/>
+    <w:uiPriority w:val="99"/>
+    <w:semiHidden/>
+    <w:unhideWhenUsed/>
+    <w:rsid w:val="005D15E1"/>
+    <w:rPr>
+      <w:sz w:val="20"/>
+      <w:szCs w:val="20"/>
+    </w:rPr>
+  </w:style>
+  <w:style w:type="character" w:customStyle="1" w:styleId="TextodecomentrioChar">
+    <w:name w:val="Texto de comentário Char"/>
+    <w:basedOn w:val="Fontepargpadro"/>
+    <w:link w:val="Textodecomentrio"/>
+    <w:uiPriority w:val="99"/>
+    <w:semiHidden/>
+    <w:rsid w:val="005D15E1"/>
+    <w:rPr>
+      <w:sz w:val="20"/>
+      <w:szCs w:val="20"/>
+    </w:rPr>
+  </w:style>
+  <w:style w:type="paragraph" w:styleId="Assuntodocomentrio">
+    <w:name w:val="annotation subject"/>
+    <w:basedOn w:val="Textodecomentrio"/>
+    <w:next w:val="Textodecomentrio"/>
+    <w:link w:val="AssuntodocomentrioChar"/>
+    <w:uiPriority w:val="99"/>
+    <w:semiHidden/>
+    <w:unhideWhenUsed/>
+    <w:rsid w:val="005D15E1"/>
+    <w:rPr>
+      <w:b/>
+      <w:bCs/>
+    </w:rPr>
+  </w:style>
+  <w:style w:type="character" w:customStyle="1" w:styleId="AssuntodocomentrioChar">
+    <w:name w:val="Assunto do comentário Char"/>
+    <w:basedOn w:val="TextodecomentrioChar"/>
+    <w:link w:val="Assuntodocomentrio"/>
+    <w:uiPriority w:val="99"/>
+    <w:semiHidden/>
+    <w:rsid w:val="005D15E1"/>
+    <w:rPr>
+      <w:b/>
+      <w:bCs/>
+      <w:sz w:val="20"/>
+      <w:szCs w:val="20"/>
+    </w:rPr>
+  </w:style>
+  <w:style w:type="character" w:styleId="Hyperlink">
+    <w:name w:val="Hyperlink"/>
+    <w:basedOn w:val="Fontepargpadro"/>
+    <w:uiPriority w:val="99"/>
+    <w:unhideWhenUsed/>
+    <w:rsid w:val="00E675F7"/>
+    <w:rPr>
+      <w:color w:val="0000FF" w:themeColor="hyperlink"/>
+      <w:u w:val="single"/>
+    </w:rPr>
+  </w:style>
+  <w:style w:type="character" w:styleId="MenoPendente">
+    <w:name w:val="Unresolved Mention"/>
+    <w:basedOn w:val="Fontepargpadro"/>
+    <w:uiPriority w:val="99"/>
+    <w:semiHidden/>
+    <w:unhideWhenUsed/>
+    <w:rsid w:val="00E675F7"/>
+    <w:rPr>
+      <w:color w:val="605E5C"/>
+      <w:shd w:val="clear" w:color="auto" w:fill="E1DFDD"/>
+    </w:rPr>
   </w:style>
 </w:styles>
 </file>
